--- a/docs/cart-discount-logic.docx
+++ b/docs/cart-discount-logic.docx
@@ -1375,7 +1375,7 @@
         <w:t xml:space="preserve"> </w:t>
       </w:r>
       <w:r>
-        <w:t xml:space="preserve">“Ships every 4 weeks”</w:t>
+        <w:t xml:space="preserve">“Deliver every 4 weeks”</w:t>
       </w:r>
       <w:r>
         <w:t xml:space="preserve">)</w:t>
@@ -2638,7 +2638,7 @@
         <w:t xml:space="preserve"> </w:t>
       </w:r>
       <w:r>
-        <w:t xml:space="preserve">“Ships every 14 weeks”</w:t>
+        <w:t xml:space="preserve">“Deliver every 14 weeks”</w:t>
       </w:r>
       <w:r>
         <w:t xml:space="preserve"> </w:t>

--- a/docs/cart-discount-logic.docx
+++ b/docs/cart-discount-logic.docx
@@ -2,7 +2,7 @@
 <file path=word/document.xml><?xml version="1.0" encoding="utf-8"?>
 <w:document xmlns:w="http://schemas.openxmlformats.org/wordprocessingml/2006/main" xmlns:m="http://schemas.openxmlformats.org/officeDocument/2006/math" xmlns:r="http://schemas.openxmlformats.org/officeDocument/2006/relationships" xmlns:o="urn:schemas-microsoft-com:office:office" xmlns:v="urn:schemas-microsoft-com:vml" xmlns:w10="urn:schemas-microsoft-com:office:word" xmlns:a="http://schemas.openxmlformats.org/drawingml/2006/main" xmlns:pic="http://schemas.openxmlformats.org/drawingml/2006/picture" xmlns:wp="http://schemas.openxmlformats.org/drawingml/2006/wordprocessingDrawing">
   <w:body>
-    <w:bookmarkStart w:id="27" w:name="знижки-в-темі-franky-як-змінювати"/>
+    <w:bookmarkStart w:id="31" w:name="знижки-в-темі-franky-як-змінювати"/>
     <w:p>
       <w:pPr>
         <w:pStyle w:val="Heading1"/>
@@ -157,7 +157,7 @@
         <w:pStyle w:val="FirstParagraph"/>
       </w:pPr>
       <w:r>
-        <w:t xml:space="preserve">В апці є 5 активних discount-функцій (Tiered, Automatic). Кожна — для свого сценарію:</w:t>
+        <w:t xml:space="preserve">В апці є 6 активних discount-функцій (Tiered, Automatic). Кожна — для свого сценарію:</w:t>
       </w:r>
     </w:p>
     <w:tbl>
@@ -232,7 +232,7 @@
               <w:pStyle w:val="Compact"/>
             </w:pPr>
             <w:r>
-              <w:t xml:space="preserve">Режим Packs, звичайна купівля</w:t>
+              <w:t xml:space="preserve">Режим Packs (PDP), звичайна купівля</w:t>
             </w:r>
           </w:p>
         </w:tc>
@@ -270,7 +270,7 @@
               <w:pStyle w:val="Compact"/>
             </w:pPr>
             <w:r>
-              <w:t xml:space="preserve">Режим Packs + pre-order</w:t>
+              <w:t xml:space="preserve">Режим Packs (PDP) + pre-order</w:t>
             </w:r>
           </w:p>
         </w:tc>
@@ -308,7 +308,7 @@
               <w:pStyle w:val="Compact"/>
             </w:pPr>
             <w:r>
-              <w:t xml:space="preserve">Режим Bundle, звичайна купівля</w:t>
+              <w:t xml:space="preserve">Режим Bundle (PDP), звичайна купівля</w:t>
             </w:r>
           </w:p>
         </w:tc>
@@ -346,7 +346,7 @@
               <w:pStyle w:val="Compact"/>
             </w:pPr>
             <w:r>
-              <w:t xml:space="preserve">Режим Bundle + pre-order</w:t>
+              <w:t xml:space="preserve">Режим Bundle (PDP) + pre-order</w:t>
             </w:r>
           </w:p>
         </w:tc>
@@ -384,17 +384,65 @@
               <w:pStyle w:val="Compact"/>
             </w:pPr>
             <w:r>
-              <w:t xml:space="preserve">Режим Classic + pre-order</w:t>
-            </w:r>
-          </w:p>
-        </w:tc>
-        <w:tc>
-          <w:tcPr/>
-          <w:p>
-            <w:pPr>
-              <w:pStyle w:val="Compact"/>
-            </w:pPr>
-            <w:r>
+              <w:t xml:space="preserve">Режим Classic (PDP) + pre-order</w:t>
+            </w:r>
+          </w:p>
+        </w:tc>
+        <w:tc>
+          <w:tcPr/>
+          <w:p>
+            <w:pPr>
+              <w:pStyle w:val="Compact"/>
+            </w:pPr>
+            <w:r>
+              <w:t xml:space="preserve">Tiered Percentage</w:t>
+            </w:r>
+          </w:p>
+        </w:tc>
+      </w:tr>
+      <w:tr>
+        <w:tc>
+          <w:tcPr/>
+          <w:p>
+            <w:pPr>
+              <w:pStyle w:val="Compact"/>
+            </w:pPr>
+            <w:r>
+              <w:rPr>
+                <w:rStyle w:val="VerbatimChar"/>
+                <w:b/>
+                <w:bCs/>
+              </w:rPr>
+              <w:t xml:space="preserve">bundle_listicle</w:t>
+            </w:r>
+          </w:p>
+        </w:tc>
+        <w:tc>
+          <w:tcPr/>
+          <w:p>
+            <w:pPr>
+              <w:pStyle w:val="Compact"/>
+            </w:pPr>
+            <w:r>
+              <w:rPr>
+                <w:b/>
+                <w:bCs/>
+              </w:rPr>
+              <w:t xml:space="preserve">Секція Listicle Buy Box (landing-page funnel)</w:t>
+            </w:r>
+          </w:p>
+        </w:tc>
+        <w:tc>
+          <w:tcPr/>
+          <w:p>
+            <w:pPr>
+              <w:pStyle w:val="Compact"/>
+            </w:pPr>
+            <w:r>
+              <w:rPr>
+                <w:b/>
+                <w:bCs/>
+              </w:rPr>
               <w:t xml:space="preserve">Tiered Percentage</w:t>
             </w:r>
           </w:p>
@@ -508,7 +556,7 @@
     </w:p>
     <w:bookmarkEnd w:id="10"/>
     <w:bookmarkEnd w:id="11"/>
-    <w:bookmarkStart w:id="16" w:name="типи-знижок"/>
+    <w:bookmarkStart w:id="17" w:name="типи-знижок"/>
     <w:p>
       <w:pPr>
         <w:pStyle w:val="Heading2"/>
@@ -1510,22 +1558,50 @@
         <w:t xml:space="preserve">- 4+ items → 30%</w:t>
       </w:r>
     </w:p>
-    <w:p>
-      <w:r>
-        <w:pict>
-          <v:rect style="width:0;height:1.5pt" o:hralign="center" o:hrstd="t" o:hr="t"/>
-        </w:pict>
-      </w:r>
-    </w:p>
     <w:bookmarkEnd w:id="15"/>
-    <w:bookmarkEnd w:id="16"/>
-    <w:bookmarkStart w:id="17" w:name="як-знижки-складаються-приклади"/>
-    <w:p>
-      <w:pPr>
-        <w:pStyle w:val="Heading2"/>
-      </w:pPr>
-      <w:r>
-        <w:t xml:space="preserve">Як знижки складаються (приклади)</w:t>
+    <w:bookmarkStart w:id="16" w:name="X5d77f27e3ecd4deff6782e7f5c282a28a9c0333"/>
+    <w:p>
+      <w:pPr>
+        <w:pStyle w:val="Heading3"/>
+      </w:pPr>
+      <w:r>
+        <w:t xml:space="preserve">5. Listicle bundle знижка (нова — для landing-page funnel)</w:t>
+      </w:r>
+    </w:p>
+    <w:p>
+      <w:pPr>
+        <w:pStyle w:val="FirstParagraph"/>
+      </w:pPr>
+      <w:r>
+        <w:t xml:space="preserve">Окрема знижка для секції</w:t>
+      </w:r>
+      <w:r>
+        <w:t xml:space="preserve"> </w:t>
+      </w:r>
+      <w:r>
+        <w:rPr>
+          <w:b/>
+          <w:bCs/>
+        </w:rPr>
+        <w:t xml:space="preserve">Listicle Buy Box</w:t>
+      </w:r>
+      <w:r>
+        <w:t xml:space="preserve"> </w:t>
+      </w:r>
+      <w:r>
+        <w:t xml:space="preserve">яка вмонтована в listicle сторінки (наприклад</w:t>
+      </w:r>
+      <w:r>
+        <w:t xml:space="preserve"> </w:t>
+      </w:r>
+      <w:r>
+        <w:rPr>
+          <w:rStyle w:val="VerbatimChar"/>
+        </w:rPr>
+        <w:t xml:space="preserve">maison-listicle-morning</w:t>
+      </w:r>
+      <w:r>
+        <w:t xml:space="preserve">). Працює як Tiered Percentage по quantity:</w:t>
       </w:r>
     </w:p>
     <w:tbl>
@@ -1549,18 +1625,18 @@
               <w:pStyle w:val="Compact"/>
             </w:pPr>
             <w:r>
-              <w:t xml:space="preserve">Сценарій</w:t>
-            </w:r>
-          </w:p>
-        </w:tc>
-        <w:tc>
-          <w:tcPr/>
-          <w:p>
-            <w:pPr>
-              <w:pStyle w:val="Compact"/>
-            </w:pPr>
-            <w:r>
-              <w:t xml:space="preserve">PDP та Cart показують</w:t>
+              <w:t xml:space="preserve">Quantity</w:t>
+            </w:r>
+          </w:p>
+        </w:tc>
+        <w:tc>
+          <w:tcPr/>
+          <w:p>
+            <w:pPr>
+              <w:pStyle w:val="Compact"/>
+            </w:pPr>
+            <w:r>
+              <w:t xml:space="preserve">Discount (від variant base)</w:t>
             </w:r>
           </w:p>
         </w:tc>
@@ -1573,18 +1649,18 @@
               <w:pStyle w:val="Compact"/>
             </w:pPr>
             <w:r>
-              <w:t xml:space="preserve">1 bag, one-time</w:t>
-            </w:r>
-          </w:p>
-        </w:tc>
-        <w:tc>
-          <w:tcPr/>
-          <w:p>
-            <w:pPr>
-              <w:pStyle w:val="Compact"/>
-            </w:pPr>
-            <w:r>
-              <w:t xml:space="preserve">$39.95</w:t>
+              <w:t xml:space="preserve">1</w:t>
+            </w:r>
+          </w:p>
+        </w:tc>
+        <w:tc>
+          <w:tcPr/>
+          <w:p>
+            <w:pPr>
+              <w:pStyle w:val="Compact"/>
+            </w:pPr>
+            <w:r>
+              <w:t xml:space="preserve">0%</w:t>
             </w:r>
           </w:p>
         </w:tc>
@@ -1597,18 +1673,22 @@
               <w:pStyle w:val="Compact"/>
             </w:pPr>
             <w:r>
-              <w:t xml:space="preserve">2 bags, one-time</w:t>
-            </w:r>
-          </w:p>
-        </w:tc>
-        <w:tc>
-          <w:tcPr/>
-          <w:p>
-            <w:pPr>
-              <w:pStyle w:val="Compact"/>
-            </w:pPr>
-            <w:r>
-              <w:t xml:space="preserve">$75.90 ($37.95 × 2)</w:t>
+              <w:t xml:space="preserve">2</w:t>
+            </w:r>
+          </w:p>
+        </w:tc>
+        <w:tc>
+          <w:tcPr/>
+          <w:p>
+            <w:pPr>
+              <w:pStyle w:val="Compact"/>
+            </w:pPr>
+            <w:r>
+              <w:rPr>
+                <w:b/>
+                <w:bCs/>
+              </w:rPr>
+              <w:t xml:space="preserve">10%</w:t>
             </w:r>
           </w:p>
         </w:tc>
@@ -1621,18 +1701,108 @@
               <w:pStyle w:val="Compact"/>
             </w:pPr>
             <w:r>
-              <w:t xml:space="preserve">3 bags, one-time</w:t>
-            </w:r>
-          </w:p>
-        </w:tc>
-        <w:tc>
-          <w:tcPr/>
-          <w:p>
-            <w:pPr>
-              <w:pStyle w:val="Compact"/>
-            </w:pPr>
-            <w:r>
-              <w:t xml:space="preserve">$107.85</w:t>
+              <w:t xml:space="preserve">3</w:t>
+            </w:r>
+          </w:p>
+        </w:tc>
+        <w:tc>
+          <w:tcPr/>
+          <w:p>
+            <w:pPr>
+              <w:pStyle w:val="Compact"/>
+            </w:pPr>
+            <w:r>
+              <w:rPr>
+                <w:b/>
+                <w:bCs/>
+              </w:rPr>
+              <w:t xml:space="preserve">15%</w:t>
+            </w:r>
+          </w:p>
+        </w:tc>
+      </w:tr>
+    </w:tbl>
+    <w:p>
+      <w:pPr>
+        <w:pStyle w:val="BodyText"/>
+      </w:pPr>
+      <w:r>
+        <w:t xml:space="preserve">Знижка від підписки (15% через Loop)</w:t>
+      </w:r>
+      <w:r>
+        <w:t xml:space="preserve"> </w:t>
+      </w:r>
+      <w:r>
+        <w:rPr>
+          <w:b/>
+          <w:bCs/>
+        </w:rPr>
+        <w:t xml:space="preserve">стекається додатково</w:t>
+      </w:r>
+      <w:r>
+        <w:t xml:space="preserve"> </w:t>
+      </w:r>
+      <w:r>
+        <w:t xml:space="preserve">— для 2/3 packs subscribe фактична знижка = bundle% × subscription% (compound):</w:t>
+      </w:r>
+    </w:p>
+    <w:tbl>
+      <w:tblPr>
+        <w:tblStyle w:val="Table"/>
+        <w:tblW w:type="auto" w:w="0"/>
+        <w:tblLook w:firstRow="1" w:lastRow="0" w:firstColumn="0" w:lastColumn="0" w:noHBand="0" w:noVBand="0" w:val="0020"/>
+      </w:tblPr>
+      <w:tblGrid>
+        <w:gridCol w:w="1980"/>
+        <w:gridCol w:w="1980"/>
+        <w:gridCol w:w="1980"/>
+        <w:gridCol w:w="1980"/>
+      </w:tblGrid>
+      <w:tr>
+        <w:trPr>
+          <w:tblHeader w:val="on"/>
+        </w:trPr>
+        <w:tc>
+          <w:tcPr/>
+          <w:p>
+            <w:pPr>
+              <w:pStyle w:val="Compact"/>
+            </w:pPr>
+            <w:r>
+              <w:t xml:space="preserve">Сценарій</w:t>
+            </w:r>
+          </w:p>
+        </w:tc>
+        <w:tc>
+          <w:tcPr/>
+          <w:p>
+            <w:pPr>
+              <w:pStyle w:val="Compact"/>
+            </w:pPr>
+            <w:r>
+              <w:t xml:space="preserve">Math</w:t>
+            </w:r>
+          </w:p>
+        </w:tc>
+        <w:tc>
+          <w:tcPr/>
+          <w:p>
+            <w:pPr>
+              <w:pStyle w:val="Compact"/>
+            </w:pPr>
+            <w:r>
+              <w:t xml:space="preserve">Per unit</w:t>
+            </w:r>
+          </w:p>
+        </w:tc>
+        <w:tc>
+          <w:tcPr/>
+          <w:p>
+            <w:pPr>
+              <w:pStyle w:val="Compact"/>
+            </w:pPr>
+            <w:r>
+              <w:t xml:space="preserve">Total</w:t>
             </w:r>
           </w:p>
         </w:tc>
@@ -1645,18 +1815,40 @@
               <w:pStyle w:val="Compact"/>
             </w:pPr>
             <w:r>
-              <w:t xml:space="preserve">1 bag, subscribe</w:t>
-            </w:r>
-          </w:p>
-        </w:tc>
-        <w:tc>
-          <w:tcPr/>
-          <w:p>
-            <w:pPr>
-              <w:pStyle w:val="Compact"/>
-            </w:pPr>
-            <w:r>
-              <w:t xml:space="preserve">$33.96 (Loop −15%)</w:t>
+              <w:t xml:space="preserve">1 bag, one-time</w:t>
+            </w:r>
+          </w:p>
+        </w:tc>
+        <w:tc>
+          <w:tcPr/>
+          <w:p>
+            <w:pPr>
+              <w:pStyle w:val="Compact"/>
+            </w:pPr>
+            <w:r>
+              <w:t xml:space="preserve">$39.95</w:t>
+            </w:r>
+          </w:p>
+        </w:tc>
+        <w:tc>
+          <w:tcPr/>
+          <w:p>
+            <w:pPr>
+              <w:pStyle w:val="Compact"/>
+            </w:pPr>
+            <w:r>
+              <w:t xml:space="preserve">$39.95</w:t>
+            </w:r>
+          </w:p>
+        </w:tc>
+        <w:tc>
+          <w:tcPr/>
+          <w:p>
+            <w:pPr>
+              <w:pStyle w:val="Compact"/>
+            </w:pPr>
+            <w:r>
+              <w:t xml:space="preserve">$39.95</w:t>
             </w:r>
           </w:p>
         </w:tc>
@@ -1669,18 +1861,40 @@
               <w:pStyle w:val="Compact"/>
             </w:pPr>
             <w:r>
-              <w:t xml:space="preserve">2 bags, subscribe</w:t>
-            </w:r>
-          </w:p>
-        </w:tc>
-        <w:tc>
-          <w:tcPr/>
-          <w:p>
-            <w:pPr>
-              <w:pStyle w:val="Compact"/>
-            </w:pPr>
-            <w:r>
-              <w:t xml:space="preserve">$63.92 ($33.96 × 2 − $4 EPD)</w:t>
+              <w:t xml:space="preserve">2 bags, one-time</w:t>
+            </w:r>
+          </w:p>
+        </w:tc>
+        <w:tc>
+          <w:tcPr/>
+          <w:p>
+            <w:pPr>
+              <w:pStyle w:val="Compact"/>
+            </w:pPr>
+            <w:r>
+              <w:t xml:space="preserve">$39.95 × 0.9</w:t>
+            </w:r>
+          </w:p>
+        </w:tc>
+        <w:tc>
+          <w:tcPr/>
+          <w:p>
+            <w:pPr>
+              <w:pStyle w:val="Compact"/>
+            </w:pPr>
+            <w:r>
+              <w:t xml:space="preserve">$35.96</w:t>
+            </w:r>
+          </w:p>
+        </w:tc>
+        <w:tc>
+          <w:tcPr/>
+          <w:p>
+            <w:pPr>
+              <w:pStyle w:val="Compact"/>
+            </w:pPr>
+            <w:r>
+              <w:t xml:space="preserve">$71.91</w:t>
             </w:r>
           </w:p>
         </w:tc>
@@ -1693,18 +1907,40 @@
               <w:pStyle w:val="Compact"/>
             </w:pPr>
             <w:r>
-              <w:t xml:space="preserve">3 bags, subscribe</w:t>
-            </w:r>
-          </w:p>
-        </w:tc>
-        <w:tc>
-          <w:tcPr/>
-          <w:p>
-            <w:pPr>
-              <w:pStyle w:val="Compact"/>
-            </w:pPr>
-            <w:r>
-              <w:t xml:space="preserve">$89.88</w:t>
+              <w:t xml:space="preserve">3 bags, one-time</w:t>
+            </w:r>
+          </w:p>
+        </w:tc>
+        <w:tc>
+          <w:tcPr/>
+          <w:p>
+            <w:pPr>
+              <w:pStyle w:val="Compact"/>
+            </w:pPr>
+            <w:r>
+              <w:t xml:space="preserve">$39.95 × 0.85</w:t>
+            </w:r>
+          </w:p>
+        </w:tc>
+        <w:tc>
+          <w:tcPr/>
+          <w:p>
+            <w:pPr>
+              <w:pStyle w:val="Compact"/>
+            </w:pPr>
+            <w:r>
+              <w:t xml:space="preserve">$33.96</w:t>
+            </w:r>
+          </w:p>
+        </w:tc>
+        <w:tc>
+          <w:tcPr/>
+          <w:p>
+            <w:pPr>
+              <w:pStyle w:val="Compact"/>
+            </w:pPr>
+            <w:r>
+              <w:t xml:space="preserve">$101.87</w:t>
             </w:r>
           </w:p>
         </w:tc>
@@ -1717,7 +1953,29 @@
               <w:pStyle w:val="Compact"/>
             </w:pPr>
             <w:r>
-              <w:t xml:space="preserve">1 bag, pre-order, one-time</w:t>
+              <w:t xml:space="preserve">1 bag, subscribe</w:t>
+            </w:r>
+          </w:p>
+        </w:tc>
+        <w:tc>
+          <w:tcPr/>
+          <w:p>
+            <w:pPr>
+              <w:pStyle w:val="Compact"/>
+            </w:pPr>
+            <w:r>
+              <w:t xml:space="preserve">$39.95 × 0.85</w:t>
+            </w:r>
+          </w:p>
+        </w:tc>
+        <w:tc>
+          <w:tcPr/>
+          <w:p>
+            <w:pPr>
+              <w:pStyle w:val="Compact"/>
+            </w:pPr>
+            <w:r>
+              <w:t xml:space="preserve">$33.96</w:t>
             </w:r>
           </w:p>
         </w:tc>
@@ -1741,18 +1999,44 @@
               <w:pStyle w:val="Compact"/>
             </w:pPr>
             <w:r>
-              <w:t xml:space="preserve">2 bags, pre-order, one-time</w:t>
-            </w:r>
-          </w:p>
-        </w:tc>
-        <w:tc>
-          <w:tcPr/>
-          <w:p>
-            <w:pPr>
-              <w:pStyle w:val="Compact"/>
-            </w:pPr>
-            <w:r>
-              <w:t xml:space="preserve">$63.92</w:t>
+              <w:t xml:space="preserve">2 bags, subscribe</w:t>
+            </w:r>
+          </w:p>
+        </w:tc>
+        <w:tc>
+          <w:tcPr/>
+          <w:p>
+            <w:pPr>
+              <w:pStyle w:val="Compact"/>
+            </w:pPr>
+            <w:r>
+              <w:t xml:space="preserve">round(3596 × 0.85)</w:t>
+            </w:r>
+          </w:p>
+        </w:tc>
+        <w:tc>
+          <w:tcPr/>
+          <w:p>
+            <w:pPr>
+              <w:pStyle w:val="Compact"/>
+            </w:pPr>
+            <w:r>
+              <w:t xml:space="preserve">$30.57</w:t>
+            </w:r>
+          </w:p>
+        </w:tc>
+        <w:tc>
+          <w:tcPr/>
+          <w:p>
+            <w:pPr>
+              <w:pStyle w:val="Compact"/>
+            </w:pPr>
+            <w:r>
+              <w:rPr>
+                <w:b/>
+                <w:bCs/>
+              </w:rPr>
+              <w:t xml:space="preserve">$61.14</w:t>
             </w:r>
           </w:p>
         </w:tc>
@@ -1765,23 +2049,454 @@
               <w:pStyle w:val="Compact"/>
             </w:pPr>
             <w:r>
-              <w:t xml:space="preserve">2 bags, pre-order, subscribe</w:t>
-            </w:r>
-          </w:p>
-        </w:tc>
-        <w:tc>
-          <w:tcPr/>
-          <w:p>
-            <w:pPr>
-              <w:pStyle w:val="Compact"/>
-            </w:pPr>
-            <w:r>
-              <w:t xml:space="preserve">$51.94</w:t>
+              <w:t xml:space="preserve">3 bags, subscribe</w:t>
+            </w:r>
+          </w:p>
+        </w:tc>
+        <w:tc>
+          <w:tcPr/>
+          <w:p>
+            <w:pPr>
+              <w:pStyle w:val="Compact"/>
+            </w:pPr>
+            <w:r>
+              <w:t xml:space="preserve">round(3396 × 0.85)</w:t>
+            </w:r>
+          </w:p>
+        </w:tc>
+        <w:tc>
+          <w:tcPr/>
+          <w:p>
+            <w:pPr>
+              <w:pStyle w:val="Compact"/>
+            </w:pPr>
+            <w:r>
+              <w:t xml:space="preserve">$28.87</w:t>
+            </w:r>
+          </w:p>
+        </w:tc>
+        <w:tc>
+          <w:tcPr/>
+          <w:p>
+            <w:pPr>
+              <w:pStyle w:val="Compact"/>
+            </w:pPr>
+            <w:r>
+              <w:rPr>
+                <w:b/>
+                <w:bCs/>
+              </w:rPr>
+              <w:t xml:space="preserve">$86.61</w:t>
             </w:r>
           </w:p>
         </w:tc>
       </w:tr>
     </w:tbl>
+    <w:p>
+      <w:pPr>
+        <w:pStyle w:val="BodyText"/>
+      </w:pPr>
+      <w:r>
+        <w:rPr>
+          <w:b/>
+          <w:bCs/>
+        </w:rPr>
+        <w:t xml:space="preserve">Де змінити:</w:t>
+      </w:r>
+    </w:p>
+    <w:p>
+      <w:pPr>
+        <w:pStyle w:val="Compact"/>
+        <w:numPr>
+          <w:ilvl w:val="0"/>
+          <w:numId w:val="1008"/>
+        </w:numPr>
+      </w:pPr>
+      <w:r>
+        <w:rPr>
+          <w:b/>
+          <w:bCs/>
+        </w:rPr>
+        <w:t xml:space="preserve">PDP ціни (one-time):</w:t>
+      </w:r>
+      <w:r>
+        <w:t xml:space="preserve"> </w:t>
+      </w:r>
+      <w:r>
+        <w:t xml:space="preserve">Customizer → секція</w:t>
+      </w:r>
+      <w:r>
+        <w:t xml:space="preserve"> </w:t>
+      </w:r>
+      <w:r>
+        <w:rPr>
+          <w:b/>
+          <w:bCs/>
+        </w:rPr>
+        <w:t xml:space="preserve">Listicle Buy Box</w:t>
+      </w:r>
+      <w:r>
+        <w:t xml:space="preserve"> </w:t>
+      </w:r>
+      <w:r>
+        <w:t xml:space="preserve">→ блоки</w:t>
+      </w:r>
+      <w:r>
+        <w:t xml:space="preserve"> </w:t>
+      </w:r>
+      <w:r>
+        <w:rPr>
+          <w:b/>
+          <w:bCs/>
+        </w:rPr>
+        <w:t xml:space="preserve">Pack Option</w:t>
+      </w:r>
+      <w:r>
+        <w:t xml:space="preserve"> </w:t>
+      </w:r>
+      <w:r>
+        <w:t xml:space="preserve">→ поле</w:t>
+      </w:r>
+      <w:r>
+        <w:t xml:space="preserve"> </w:t>
+      </w:r>
+      <w:r>
+        <w:rPr>
+          <w:rStyle w:val="VerbatimChar"/>
+        </w:rPr>
+        <w:t xml:space="preserve">Price per unit (cents)</w:t>
+      </w:r>
+      <w:r>
+        <w:t xml:space="preserve"> </w:t>
+      </w:r>
+      <w:r>
+        <w:t xml:space="preserve">АБО</w:t>
+      </w:r>
+      <w:r>
+        <w:t xml:space="preserve"> </w:t>
+      </w:r>
+      <w:r>
+        <w:rPr>
+          <w:rStyle w:val="VerbatimChar"/>
+        </w:rPr>
+        <w:t xml:space="preserve">Discount multiplier</w:t>
+      </w:r>
+      <w:r>
+        <w:t xml:space="preserve"> </w:t>
+      </w:r>
+      <w:r>
+        <w:t xml:space="preserve">(наприклад</w:t>
+      </w:r>
+      <w:r>
+        <w:t xml:space="preserve"> </w:t>
+      </w:r>
+      <w:r>
+        <w:rPr>
+          <w:rStyle w:val="VerbatimChar"/>
+        </w:rPr>
+        <w:t xml:space="preserve">0.9</w:t>
+      </w:r>
+      <w:r>
+        <w:t xml:space="preserve"> </w:t>
+      </w:r>
+      <w:r>
+        <w:t xml:space="preserve">для 10% off).</w:t>
+      </w:r>
+    </w:p>
+    <w:p>
+      <w:pPr>
+        <w:pStyle w:val="Compact"/>
+        <w:numPr>
+          <w:ilvl w:val="0"/>
+          <w:numId w:val="1008"/>
+        </w:numPr>
+      </w:pPr>
+      <w:r>
+        <w:rPr>
+          <w:b/>
+          <w:bCs/>
+        </w:rPr>
+        <w:t xml:space="preserve">Subscription %:</w:t>
+      </w:r>
+      <w:r>
+        <w:t xml:space="preserve"> </w:t>
+      </w:r>
+      <w:r>
+        <w:t xml:space="preserve">Customizer → секція</w:t>
+      </w:r>
+      <w:r>
+        <w:t xml:space="preserve"> </w:t>
+      </w:r>
+      <w:r>
+        <w:rPr>
+          <w:b/>
+          <w:bCs/>
+        </w:rPr>
+        <w:t xml:space="preserve">Listicle Buy Box</w:t>
+      </w:r>
+      <w:r>
+        <w:t xml:space="preserve"> </w:t>
+      </w:r>
+      <w:r>
+        <w:t xml:space="preserve">→</w:t>
+      </w:r>
+      <w:r>
+        <w:t xml:space="preserve"> </w:t>
+      </w:r>
+      <w:r>
+        <w:rPr>
+          <w:rStyle w:val="VerbatimChar"/>
+        </w:rPr>
+        <w:t xml:space="preserve">Subscription discount (%)</w:t>
+      </w:r>
+      <w:r>
+        <w:t xml:space="preserve"> </w:t>
+      </w:r>
+      <w:r>
+        <w:t xml:space="preserve">(default</w:t>
+      </w:r>
+      <w:r>
+        <w:t xml:space="preserve"> </w:t>
+      </w:r>
+      <w:r>
+        <w:rPr>
+          <w:rStyle w:val="VerbatimChar"/>
+        </w:rPr>
+        <w:t xml:space="preserve">15</w:t>
+      </w:r>
+      <w:r>
+        <w:t xml:space="preserve">)</w:t>
+      </w:r>
+    </w:p>
+    <w:p>
+      <w:pPr>
+        <w:pStyle w:val="Compact"/>
+        <w:numPr>
+          <w:ilvl w:val="0"/>
+          <w:numId w:val="1008"/>
+        </w:numPr>
+      </w:pPr>
+      <w:r>
+        <w:rPr>
+          <w:b/>
+          <w:bCs/>
+        </w:rPr>
+        <w:t xml:space="preserve">Plan ID per pack:</w:t>
+      </w:r>
+      <w:r>
+        <w:t xml:space="preserve"> </w:t>
+      </w:r>
+      <w:r>
+        <w:t xml:space="preserve">ті самі що в PDP — Pack Option →</w:t>
+      </w:r>
+      <w:r>
+        <w:t xml:space="preserve"> </w:t>
+      </w:r>
+      <w:r>
+        <w:rPr>
+          <w:rStyle w:val="VerbatimChar"/>
+        </w:rPr>
+        <w:t xml:space="preserve">Subscription Plan ID (Loop)</w:t>
+      </w:r>
+    </w:p>
+    <w:p>
+      <w:pPr>
+        <w:pStyle w:val="Compact"/>
+        <w:numPr>
+          <w:ilvl w:val="0"/>
+          <w:numId w:val="1008"/>
+        </w:numPr>
+      </w:pPr>
+      <w:r>
+        <w:rPr>
+          <w:b/>
+          <w:bCs/>
+        </w:rPr>
+        <w:t xml:space="preserve">Checkout discount:</w:t>
+      </w:r>
+      <w:r>
+        <w:t xml:space="preserve"> </w:t>
+      </w:r>
+      <w:r>
+        <w:t xml:space="preserve">Admin → Apps →</w:t>
+      </w:r>
+      <w:r>
+        <w:t xml:space="preserve"> </w:t>
+      </w:r>
+      <w:r>
+        <w:rPr>
+          <w:b/>
+          <w:bCs/>
+        </w:rPr>
+        <w:t xml:space="preserve">Every Possible Discount</w:t>
+      </w:r>
+      <w:r>
+        <w:t xml:space="preserve"> </w:t>
+      </w:r>
+      <w:r>
+        <w:t xml:space="preserve">→ функція</w:t>
+      </w:r>
+      <w:r>
+        <w:t xml:space="preserve"> </w:t>
+      </w:r>
+      <w:r>
+        <w:rPr>
+          <w:rStyle w:val="VerbatimChar"/>
+        </w:rPr>
+        <w:t xml:space="preserve">bundle_listicle</w:t>
+      </w:r>
+      <w:r>
+        <w:t xml:space="preserve"> </w:t>
+      </w:r>
+      <w:r>
+        <w:t xml:space="preserve">→ tiers (Tiered Percentage):</w:t>
+      </w:r>
+    </w:p>
+    <w:p>
+      <w:pPr>
+        <w:pStyle w:val="Compact"/>
+        <w:numPr>
+          <w:ilvl w:val="1"/>
+          <w:numId w:val="1009"/>
+        </w:numPr>
+      </w:pPr>
+      <w:r>
+        <w:t xml:space="preserve">1 →</w:t>
+      </w:r>
+      <w:r>
+        <w:t xml:space="preserve"> </w:t>
+      </w:r>
+      <w:r>
+        <w:rPr>
+          <w:rStyle w:val="VerbatimChar"/>
+        </w:rPr>
+        <w:t xml:space="preserve">0%</w:t>
+      </w:r>
+    </w:p>
+    <w:p>
+      <w:pPr>
+        <w:pStyle w:val="Compact"/>
+        <w:numPr>
+          <w:ilvl w:val="1"/>
+          <w:numId w:val="1009"/>
+        </w:numPr>
+      </w:pPr>
+      <w:r>
+        <w:t xml:space="preserve">2 →</w:t>
+      </w:r>
+      <w:r>
+        <w:t xml:space="preserve"> </w:t>
+      </w:r>
+      <w:r>
+        <w:rPr>
+          <w:rStyle w:val="VerbatimChar"/>
+        </w:rPr>
+        <w:t xml:space="preserve">10%</w:t>
+      </w:r>
+    </w:p>
+    <w:p>
+      <w:pPr>
+        <w:pStyle w:val="Compact"/>
+        <w:numPr>
+          <w:ilvl w:val="1"/>
+          <w:numId w:val="1009"/>
+        </w:numPr>
+      </w:pPr>
+      <w:r>
+        <w:t xml:space="preserve">3 →</w:t>
+      </w:r>
+      <w:r>
+        <w:t xml:space="preserve"> </w:t>
+      </w:r>
+      <w:r>
+        <w:rPr>
+          <w:rStyle w:val="VerbatimChar"/>
+        </w:rPr>
+        <w:t xml:space="preserve">15%</w:t>
+      </w:r>
+    </w:p>
+    <w:p>
+      <w:pPr>
+        <w:pStyle w:val="Compact"/>
+        <w:numPr>
+          <w:ilvl w:val="0"/>
+          <w:numId w:val="1008"/>
+        </w:numPr>
+      </w:pPr>
+      <w:r>
+        <w:rPr>
+          <w:b/>
+          <w:bCs/>
+        </w:rPr>
+        <w:t xml:space="preserve">EPD bucket trigger</w:t>
+      </w:r>
+      <w:r>
+        <w:t xml:space="preserve"> </w:t>
+      </w:r>
+      <w:r>
+        <w:t xml:space="preserve">(для розробника): кожен cart item з listicle buy-box має</w:t>
+      </w:r>
+      <w:r>
+        <w:t xml:space="preserve"> </w:t>
+      </w:r>
+      <w:r>
+        <w:rPr>
+          <w:rStyle w:val="VerbatimChar"/>
+        </w:rPr>
+        <w:t xml:space="preserve">_mc_discount_bucket: bundle_listicle</w:t>
+      </w:r>
+      <w:r>
+        <w:t xml:space="preserve"> </w:t>
+      </w:r>
+      <w:r>
+        <w:t xml:space="preserve">property. Якщо клієнт хоче змінити назву bucket — це робиться через customizer</w:t>
+      </w:r>
+      <w:r>
+        <w:t xml:space="preserve"> </w:t>
+      </w:r>
+      <w:r>
+        <w:rPr>
+          <w:rStyle w:val="VerbatimChar"/>
+        </w:rPr>
+        <w:t xml:space="preserve">Listicle Buy Box → EPD discount bucket</w:t>
+      </w:r>
+      <w:r>
+        <w:t xml:space="preserve">, а в EPD функції теж треба змінити condition Value.</w:t>
+      </w:r>
+    </w:p>
+    <w:p>
+      <w:pPr>
+        <w:pStyle w:val="BlockText"/>
+      </w:pPr>
+      <w:r>
+        <w:rPr>
+          <w:b/>
+          <w:bCs/>
+        </w:rPr>
+        <w:t xml:space="preserve">Pre-order не підтримується</w:t>
+      </w:r>
+      <w:r>
+        <w:t xml:space="preserve"> </w:t>
+      </w:r>
+      <w:r>
+        <w:t xml:space="preserve">в Listicle Buy Box (свідомо — landing funnel для in-stock товарів). EPD не має</w:t>
+      </w:r>
+      <w:r>
+        <w:t xml:space="preserve"> </w:t>
+      </w:r>
+      <w:r>
+        <w:rPr>
+          <w:rStyle w:val="VerbatimChar"/>
+        </w:rPr>
+        <w:t xml:space="preserve">bundle_listicle_preorder</w:t>
+      </w:r>
+      <w:r>
+        <w:t xml:space="preserve"> </w:t>
+      </w:r>
+      <w:r>
+        <w:t xml:space="preserve">функції.</w:t>
+      </w:r>
+    </w:p>
     <w:p>
       <w:r>
         <w:pict>
@@ -1789,8 +2504,280 @@
         </w:pict>
       </w:r>
     </w:p>
+    <w:bookmarkEnd w:id="16"/>
     <w:bookmarkEnd w:id="17"/>
-    <w:bookmarkStart w:id="18" w:name="швидка-таблиця-що-де"/>
+    <w:bookmarkStart w:id="18" w:name="як-знижки-складаються-приклади"/>
+    <w:p>
+      <w:pPr>
+        <w:pStyle w:val="Heading2"/>
+      </w:pPr>
+      <w:r>
+        <w:t xml:space="preserve">Як знижки складаються (приклади)</w:t>
+      </w:r>
+    </w:p>
+    <w:tbl>
+      <w:tblPr>
+        <w:tblStyle w:val="Table"/>
+        <w:tblW w:type="auto" w:w="0"/>
+        <w:tblLook w:firstRow="1" w:lastRow="0" w:firstColumn="0" w:lastColumn="0" w:noHBand="0" w:noVBand="0" w:val="0020"/>
+      </w:tblPr>
+      <w:tblGrid>
+        <w:gridCol w:w="3960"/>
+        <w:gridCol w:w="3960"/>
+      </w:tblGrid>
+      <w:tr>
+        <w:trPr>
+          <w:tblHeader w:val="on"/>
+        </w:trPr>
+        <w:tc>
+          <w:tcPr/>
+          <w:p>
+            <w:pPr>
+              <w:pStyle w:val="Compact"/>
+            </w:pPr>
+            <w:r>
+              <w:t xml:space="preserve">Сценарій</w:t>
+            </w:r>
+          </w:p>
+        </w:tc>
+        <w:tc>
+          <w:tcPr/>
+          <w:p>
+            <w:pPr>
+              <w:pStyle w:val="Compact"/>
+            </w:pPr>
+            <w:r>
+              <w:t xml:space="preserve">PDP та Cart показують</w:t>
+            </w:r>
+          </w:p>
+        </w:tc>
+      </w:tr>
+      <w:tr>
+        <w:tc>
+          <w:tcPr/>
+          <w:p>
+            <w:pPr>
+              <w:pStyle w:val="Compact"/>
+            </w:pPr>
+            <w:r>
+              <w:t xml:space="preserve">1 bag, one-time</w:t>
+            </w:r>
+          </w:p>
+        </w:tc>
+        <w:tc>
+          <w:tcPr/>
+          <w:p>
+            <w:pPr>
+              <w:pStyle w:val="Compact"/>
+            </w:pPr>
+            <w:r>
+              <w:t xml:space="preserve">$39.95</w:t>
+            </w:r>
+          </w:p>
+        </w:tc>
+      </w:tr>
+      <w:tr>
+        <w:tc>
+          <w:tcPr/>
+          <w:p>
+            <w:pPr>
+              <w:pStyle w:val="Compact"/>
+            </w:pPr>
+            <w:r>
+              <w:t xml:space="preserve">2 bags, one-time</w:t>
+            </w:r>
+          </w:p>
+        </w:tc>
+        <w:tc>
+          <w:tcPr/>
+          <w:p>
+            <w:pPr>
+              <w:pStyle w:val="Compact"/>
+            </w:pPr>
+            <w:r>
+              <w:t xml:space="preserve">$75.90 ($37.95 × 2)</w:t>
+            </w:r>
+          </w:p>
+        </w:tc>
+      </w:tr>
+      <w:tr>
+        <w:tc>
+          <w:tcPr/>
+          <w:p>
+            <w:pPr>
+              <w:pStyle w:val="Compact"/>
+            </w:pPr>
+            <w:r>
+              <w:t xml:space="preserve">3 bags, one-time</w:t>
+            </w:r>
+          </w:p>
+        </w:tc>
+        <w:tc>
+          <w:tcPr/>
+          <w:p>
+            <w:pPr>
+              <w:pStyle w:val="Compact"/>
+            </w:pPr>
+            <w:r>
+              <w:t xml:space="preserve">$107.85</w:t>
+            </w:r>
+          </w:p>
+        </w:tc>
+      </w:tr>
+      <w:tr>
+        <w:tc>
+          <w:tcPr/>
+          <w:p>
+            <w:pPr>
+              <w:pStyle w:val="Compact"/>
+            </w:pPr>
+            <w:r>
+              <w:t xml:space="preserve">1 bag, subscribe</w:t>
+            </w:r>
+          </w:p>
+        </w:tc>
+        <w:tc>
+          <w:tcPr/>
+          <w:p>
+            <w:pPr>
+              <w:pStyle w:val="Compact"/>
+            </w:pPr>
+            <w:r>
+              <w:t xml:space="preserve">$33.96 (Loop −15%)</w:t>
+            </w:r>
+          </w:p>
+        </w:tc>
+      </w:tr>
+      <w:tr>
+        <w:tc>
+          <w:tcPr/>
+          <w:p>
+            <w:pPr>
+              <w:pStyle w:val="Compact"/>
+            </w:pPr>
+            <w:r>
+              <w:t xml:space="preserve">2 bags, subscribe</w:t>
+            </w:r>
+          </w:p>
+        </w:tc>
+        <w:tc>
+          <w:tcPr/>
+          <w:p>
+            <w:pPr>
+              <w:pStyle w:val="Compact"/>
+            </w:pPr>
+            <w:r>
+              <w:t xml:space="preserve">$63.92 ($33.96 × 2 − $4 EPD)</w:t>
+            </w:r>
+          </w:p>
+        </w:tc>
+      </w:tr>
+      <w:tr>
+        <w:tc>
+          <w:tcPr/>
+          <w:p>
+            <w:pPr>
+              <w:pStyle w:val="Compact"/>
+            </w:pPr>
+            <w:r>
+              <w:t xml:space="preserve">3 bags, subscribe</w:t>
+            </w:r>
+          </w:p>
+        </w:tc>
+        <w:tc>
+          <w:tcPr/>
+          <w:p>
+            <w:pPr>
+              <w:pStyle w:val="Compact"/>
+            </w:pPr>
+            <w:r>
+              <w:t xml:space="preserve">$89.88</w:t>
+            </w:r>
+          </w:p>
+        </w:tc>
+      </w:tr>
+      <w:tr>
+        <w:tc>
+          <w:tcPr/>
+          <w:p>
+            <w:pPr>
+              <w:pStyle w:val="Compact"/>
+            </w:pPr>
+            <w:r>
+              <w:t xml:space="preserve">1 bag, pre-order, one-time</w:t>
+            </w:r>
+          </w:p>
+        </w:tc>
+        <w:tc>
+          <w:tcPr/>
+          <w:p>
+            <w:pPr>
+              <w:pStyle w:val="Compact"/>
+            </w:pPr>
+            <w:r>
+              <w:t xml:space="preserve">$33.96</w:t>
+            </w:r>
+          </w:p>
+        </w:tc>
+      </w:tr>
+      <w:tr>
+        <w:tc>
+          <w:tcPr/>
+          <w:p>
+            <w:pPr>
+              <w:pStyle w:val="Compact"/>
+            </w:pPr>
+            <w:r>
+              <w:t xml:space="preserve">2 bags, pre-order, one-time</w:t>
+            </w:r>
+          </w:p>
+        </w:tc>
+        <w:tc>
+          <w:tcPr/>
+          <w:p>
+            <w:pPr>
+              <w:pStyle w:val="Compact"/>
+            </w:pPr>
+            <w:r>
+              <w:t xml:space="preserve">$63.92</w:t>
+            </w:r>
+          </w:p>
+        </w:tc>
+      </w:tr>
+      <w:tr>
+        <w:tc>
+          <w:tcPr/>
+          <w:p>
+            <w:pPr>
+              <w:pStyle w:val="Compact"/>
+            </w:pPr>
+            <w:r>
+              <w:t xml:space="preserve">2 bags, pre-order, subscribe</w:t>
+            </w:r>
+          </w:p>
+        </w:tc>
+        <w:tc>
+          <w:tcPr/>
+          <w:p>
+            <w:pPr>
+              <w:pStyle w:val="Compact"/>
+            </w:pPr>
+            <w:r>
+              <w:t xml:space="preserve">$51.94</w:t>
+            </w:r>
+          </w:p>
+        </w:tc>
+      </w:tr>
+    </w:tbl>
+    <w:p>
+      <w:r>
+        <w:pict>
+          <v:rect style="width:0;height:1.5pt" o:hralign="center" o:hrstd="t" o:hr="t"/>
+        </w:pict>
+      </w:r>
+    </w:p>
+    <w:bookmarkEnd w:id="18"/>
+    <w:bookmarkStart w:id="19" w:name="швидка-таблиця-що-де"/>
     <w:p>
       <w:pPr>
         <w:pStyle w:val="Heading2"/>
@@ -2200,6 +3187,160 @@
           </w:p>
         </w:tc>
       </w:tr>
+      <w:tr>
+        <w:tc>
+          <w:tcPr/>
+          <w:p>
+            <w:pPr>
+              <w:pStyle w:val="Compact"/>
+            </w:pPr>
+            <w:r>
+              <w:t xml:space="preserve">Listicle bundle % (PDP)</w:t>
+            </w:r>
+          </w:p>
+        </w:tc>
+        <w:tc>
+          <w:tcPr/>
+          <w:p>
+            <w:pPr>
+              <w:pStyle w:val="Compact"/>
+            </w:pPr>
+            <w:r>
+              <w:t xml:space="preserve">Customizer → Listicle Buy Box → Pack Option →</w:t>
+            </w:r>
+            <w:r>
+              <w:t xml:space="preserve"> </w:t>
+            </w:r>
+            <w:r>
+              <w:rPr>
+                <w:rStyle w:val="VerbatimChar"/>
+              </w:rPr>
+              <w:t xml:space="preserve">Discount multiplier</w:t>
+            </w:r>
+          </w:p>
+        </w:tc>
+      </w:tr>
+      <w:tr>
+        <w:tc>
+          <w:tcPr/>
+          <w:p>
+            <w:pPr>
+              <w:pStyle w:val="Compact"/>
+            </w:pPr>
+            <w:r>
+              <w:t xml:space="preserve">Listicle subscription % (PDP)</w:t>
+            </w:r>
+          </w:p>
+        </w:tc>
+        <w:tc>
+          <w:tcPr/>
+          <w:p>
+            <w:pPr>
+              <w:pStyle w:val="Compact"/>
+            </w:pPr>
+            <w:r>
+              <w:t xml:space="preserve">Customizer → Listicle Buy Box →</w:t>
+            </w:r>
+            <w:r>
+              <w:t xml:space="preserve"> </w:t>
+            </w:r>
+            <w:r>
+              <w:rPr>
+                <w:rStyle w:val="VerbatimChar"/>
+              </w:rPr>
+              <w:t xml:space="preserve">Subscription discount (%)</w:t>
+            </w:r>
+          </w:p>
+        </w:tc>
+      </w:tr>
+      <w:tr>
+        <w:tc>
+          <w:tcPr/>
+          <w:p>
+            <w:pPr>
+              <w:pStyle w:val="Compact"/>
+            </w:pPr>
+            <w:r>
+              <w:t xml:space="preserve">Listicle bundle % (checkout)</w:t>
+            </w:r>
+          </w:p>
+        </w:tc>
+        <w:tc>
+          <w:tcPr/>
+          <w:p>
+            <w:pPr>
+              <w:pStyle w:val="Compact"/>
+            </w:pPr>
+            <w:r>
+              <w:t xml:space="preserve">Admin → Apps →</w:t>
+            </w:r>
+            <w:r>
+              <w:t xml:space="preserve"> </w:t>
+            </w:r>
+            <w:r>
+              <w:rPr>
+                <w:b/>
+                <w:bCs/>
+              </w:rPr>
+              <w:t xml:space="preserve">EPD</w:t>
+            </w:r>
+            <w:r>
+              <w:t xml:space="preserve"> </w:t>
+            </w:r>
+            <w:r>
+              <w:t xml:space="preserve">→</w:t>
+            </w:r>
+            <w:r>
+              <w:t xml:space="preserve"> </w:t>
+            </w:r>
+            <w:r>
+              <w:rPr>
+                <w:rStyle w:val="VerbatimChar"/>
+              </w:rPr>
+              <w:t xml:space="preserve">bundle_listicle</w:t>
+            </w:r>
+            <w:r>
+              <w:t xml:space="preserve"> </w:t>
+            </w:r>
+            <w:r>
+              <w:t xml:space="preserve">→ tier discount</w:t>
+            </w:r>
+          </w:p>
+        </w:tc>
+      </w:tr>
+      <w:tr>
+        <w:tc>
+          <w:tcPr/>
+          <w:p>
+            <w:pPr>
+              <w:pStyle w:val="Compact"/>
+            </w:pPr>
+            <w:r>
+              <w:t xml:space="preserve">Listicle EPD bucket name</w:t>
+            </w:r>
+          </w:p>
+        </w:tc>
+        <w:tc>
+          <w:tcPr/>
+          <w:p>
+            <w:pPr>
+              <w:pStyle w:val="Compact"/>
+            </w:pPr>
+            <w:r>
+              <w:t xml:space="preserve">Customizer → Listicle Buy Box →</w:t>
+            </w:r>
+            <w:r>
+              <w:t xml:space="preserve"> </w:t>
+            </w:r>
+            <w:r>
+              <w:rPr>
+                <w:rStyle w:val="VerbatimChar"/>
+              </w:rPr>
+              <w:t xml:space="preserve">EPD discount bucket</w:t>
+            </w:r>
+          </w:p>
+        </w:tc>
+      </w:tr>
     </w:tbl>
     <w:p>
       <w:r>
@@ -2208,8 +3349,8 @@
         </w:pict>
       </w:r>
     </w:p>
-    <w:bookmarkEnd w:id="18"/>
-    <w:bookmarkStart w:id="24" w:name="приклади"/>
+    <w:bookmarkEnd w:id="19"/>
+    <w:bookmarkStart w:id="25" w:name="приклади"/>
     <w:p>
       <w:pPr>
         <w:pStyle w:val="Heading2"/>
@@ -2218,7 +3359,7 @@
         <w:t xml:space="preserve">Приклади</w:t>
       </w:r>
     </w:p>
-    <w:bookmarkStart w:id="19" w:name="змінити-ціну-2-pack-з-37.95-на-36.95"/>
+    <w:bookmarkStart w:id="20" w:name="змінити-ціну-2-pack-з-37.95-на-36.95"/>
     <w:p>
       <w:pPr>
         <w:pStyle w:val="Heading3"/>
@@ -2232,7 +3373,7 @@
         <w:pStyle w:val="Compact"/>
         <w:numPr>
           <w:ilvl w:val="0"/>
-          <w:numId w:val="1008"/>
+          <w:numId w:val="1010"/>
         </w:numPr>
       </w:pPr>
       <w:r>
@@ -2277,7 +3418,7 @@
         <w:pStyle w:val="Compact"/>
         <w:numPr>
           <w:ilvl w:val="0"/>
-          <w:numId w:val="1008"/>
+          <w:numId w:val="1010"/>
         </w:numPr>
       </w:pPr>
       <w:r>
@@ -2319,7 +3460,7 @@
         <w:pStyle w:val="Compact"/>
         <w:numPr>
           <w:ilvl w:val="0"/>
-          <w:numId w:val="1008"/>
+          <w:numId w:val="1010"/>
         </w:numPr>
       </w:pPr>
       <w:r>
@@ -2361,139 +3502,21 @@
         <w:pStyle w:val="Compact"/>
         <w:numPr>
           <w:ilvl w:val="0"/>
-          <w:numId w:val="1008"/>
-        </w:numPr>
-      </w:pPr>
-      <w:r>
-        <w:t xml:space="preserve">Save усюди</w:t>
-      </w:r>
-    </w:p>
-    <w:bookmarkEnd w:id="19"/>
-    <w:bookmarkStart w:id="20" w:name="змінити-pre-order-знижку-з-15-на-20"/>
-    <w:p>
-      <w:pPr>
-        <w:pStyle w:val="Heading3"/>
-      </w:pPr>
-      <w:r>
-        <w:t xml:space="preserve">Змінити pre-order знижку з 15% на 20%</w:t>
-      </w:r>
-    </w:p>
-    <w:p>
-      <w:pPr>
-        <w:pStyle w:val="Compact"/>
-        <w:numPr>
-          <w:ilvl w:val="0"/>
-          <w:numId w:val="1009"/>
-        </w:numPr>
-      </w:pPr>
-      <w:r>
-        <w:t xml:space="preserve">Customizer → Theme settings → Pre-Order →</w:t>
-      </w:r>
-      <w:r>
-        <w:t xml:space="preserve"> </w:t>
-      </w:r>
-      <w:r>
-        <w:rPr>
-          <w:rStyle w:val="VerbatimChar"/>
-        </w:rPr>
-        <w:t xml:space="preserve">Pre-Order Discount %</w:t>
-      </w:r>
-      <w:r>
-        <w:t xml:space="preserve">:</w:t>
-      </w:r>
-      <w:r>
-        <w:t xml:space="preserve"> </w:t>
-      </w:r>
-      <w:r>
-        <w:rPr>
-          <w:rStyle w:val="VerbatimChar"/>
-        </w:rPr>
-        <w:t xml:space="preserve">20</w:t>
-      </w:r>
-    </w:p>
-    <w:p>
-      <w:pPr>
-        <w:pStyle w:val="Compact"/>
-        <w:numPr>
-          <w:ilvl w:val="0"/>
-          <w:numId w:val="1009"/>
-        </w:numPr>
-      </w:pPr>
-      <w:r>
-        <w:t xml:space="preserve">Перерахувати pre-order discount per item: $39.95 × 0.20 = $7.99</w:t>
-      </w:r>
-    </w:p>
-    <w:p>
-      <w:pPr>
-        <w:pStyle w:val="Compact"/>
-        <w:numPr>
-          <w:ilvl w:val="0"/>
-          <w:numId w:val="1009"/>
-        </w:numPr>
-      </w:pPr>
-      <w:r>
-        <w:t xml:space="preserve">Admin → Apps → EPD →</w:t>
-      </w:r>
-      <w:r>
-        <w:t xml:space="preserve"> </w:t>
-      </w:r>
-      <w:r>
-        <w:rPr>
-          <w:rStyle w:val="VerbatimChar"/>
-        </w:rPr>
-        <w:t xml:space="preserve">packs_preorder</w:t>
-      </w:r>
-      <w:r>
-        <w:t xml:space="preserve"> </w:t>
-      </w:r>
-      <w:r>
-        <w:t xml:space="preserve">→ оновити tiers:</w:t>
-      </w:r>
-    </w:p>
-    <w:p>
-      <w:pPr>
-        <w:pStyle w:val="Compact"/>
-        <w:numPr>
-          <w:ilvl w:val="1"/>
           <w:numId w:val="1010"/>
         </w:numPr>
       </w:pPr>
       <w:r>
-        <w:t xml:space="preserve">1 → $7.99</w:t>
-      </w:r>
-    </w:p>
-    <w:p>
-      <w:pPr>
-        <w:pStyle w:val="Compact"/>
-        <w:numPr>
-          <w:ilvl w:val="1"/>
-          <w:numId w:val="1010"/>
-        </w:numPr>
-      </w:pPr>
-      <w:r>
-        <w:t xml:space="preserve">2 → $9.99 (= $7.99 + $2.00)</w:t>
-      </w:r>
-    </w:p>
-    <w:p>
-      <w:pPr>
-        <w:pStyle w:val="Compact"/>
-        <w:numPr>
-          <w:ilvl w:val="1"/>
-          <w:numId w:val="1010"/>
-        </w:numPr>
-      </w:pPr>
-      <w:r>
-        <w:t xml:space="preserve">3 → $11.99 (= $7.99 + $4.00)</w:t>
+        <w:t xml:space="preserve">Save усюди</w:t>
       </w:r>
     </w:p>
     <w:bookmarkEnd w:id="20"/>
-    <w:bookmarkStart w:id="21" w:name="X900e54bef4d891809f5d4bd397ea0fd00b940aa"/>
+    <w:bookmarkStart w:id="21" w:name="змінити-pre-order-знижку-з-15-на-20"/>
     <w:p>
       <w:pPr>
         <w:pStyle w:val="Heading3"/>
       </w:pPr>
       <w:r>
-        <w:t xml:space="preserve">Додати новий пак (наприклад, 5 Bags @ $33.95/ea)</w:t>
+        <w:t xml:space="preserve">Змінити pre-order знижку з 15% на 20%</w:t>
       </w:r>
     </w:p>
     <w:p>
@@ -2505,20 +3528,67 @@
         </w:numPr>
       </w:pPr>
       <w:r>
-        <w:t xml:space="preserve">Customizer → PDP Hero → додати блок</w:t>
-      </w:r>
-      <w:r>
-        <w:t xml:space="preserve"> </w:t>
-      </w:r>
-      <w:r>
-        <w:rPr>
-          <w:b/>
-          <w:bCs/>
-        </w:rPr>
-        <w:t xml:space="preserve">Pack Option</w:t>
+        <w:t xml:space="preserve">Customizer → Theme settings → Pre-Order →</w:t>
+      </w:r>
+      <w:r>
+        <w:t xml:space="preserve"> </w:t>
+      </w:r>
+      <w:r>
+        <w:rPr>
+          <w:rStyle w:val="VerbatimChar"/>
+        </w:rPr>
+        <w:t xml:space="preserve">Pre-Order Discount %</w:t>
       </w:r>
       <w:r>
         <w:t xml:space="preserve">:</w:t>
+      </w:r>
+      <w:r>
+        <w:t xml:space="preserve"> </w:t>
+      </w:r>
+      <w:r>
+        <w:rPr>
+          <w:rStyle w:val="VerbatimChar"/>
+        </w:rPr>
+        <w:t xml:space="preserve">20</w:t>
+      </w:r>
+    </w:p>
+    <w:p>
+      <w:pPr>
+        <w:pStyle w:val="Compact"/>
+        <w:numPr>
+          <w:ilvl w:val="0"/>
+          <w:numId w:val="1011"/>
+        </w:numPr>
+      </w:pPr>
+      <w:r>
+        <w:t xml:space="preserve">Перерахувати pre-order discount per item: $39.95 × 0.20 = $7.99</w:t>
+      </w:r>
+    </w:p>
+    <w:p>
+      <w:pPr>
+        <w:pStyle w:val="Compact"/>
+        <w:numPr>
+          <w:ilvl w:val="0"/>
+          <w:numId w:val="1011"/>
+        </w:numPr>
+      </w:pPr>
+      <w:r>
+        <w:t xml:space="preserve">Admin → Apps → EPD →</w:t>
+      </w:r>
+      <w:r>
+        <w:t xml:space="preserve"> </w:t>
+      </w:r>
+      <w:r>
+        <w:rPr>
+          <w:rStyle w:val="VerbatimChar"/>
+        </w:rPr>
+        <w:t xml:space="preserve">packs_preorder</w:t>
+      </w:r>
+      <w:r>
+        <w:t xml:space="preserve"> </w:t>
+      </w:r>
+      <w:r>
+        <w:t xml:space="preserve">→ оновити tiers:</w:t>
       </w:r>
     </w:p>
     <w:p>
@@ -2530,19 +3600,7 @@
         </w:numPr>
       </w:pPr>
       <w:r>
-        <w:rPr>
-          <w:rStyle w:val="VerbatimChar"/>
-        </w:rPr>
-        <w:t xml:space="preserve">Pack Name</w:t>
-      </w:r>
-      <w:r>
-        <w:t xml:space="preserve">:</w:t>
-      </w:r>
-      <w:r>
-        <w:t xml:space="preserve"> </w:t>
-      </w:r>
-      <w:r>
-        <w:t xml:space="preserve">“5 Bags”</w:t>
+        <w:t xml:space="preserve">1 → $7.99</w:t>
       </w:r>
     </w:p>
     <w:p>
@@ -2554,22 +3612,7 @@
         </w:numPr>
       </w:pPr>
       <w:r>
-        <w:rPr>
-          <w:rStyle w:val="VerbatimChar"/>
-        </w:rPr>
-        <w:t xml:space="preserve">Number of Bottles to Display</w:t>
-      </w:r>
-      <w:r>
-        <w:t xml:space="preserve">:</w:t>
-      </w:r>
-      <w:r>
-        <w:t xml:space="preserve"> </w:t>
-      </w:r>
-      <w:r>
-        <w:rPr>
-          <w:rStyle w:val="VerbatimChar"/>
-        </w:rPr>
-        <w:t xml:space="preserve">5</w:t>
+        <w:t xml:space="preserve">2 → $9.99 (= $7.99 + $2.00)</w:t>
       </w:r>
     </w:p>
     <w:p>
@@ -2581,164 +3624,17 @@
         </w:numPr>
       </w:pPr>
       <w:r>
-        <w:rPr>
-          <w:rStyle w:val="VerbatimChar"/>
-        </w:rPr>
-        <w:t xml:space="preserve">Price per unit (cents)</w:t>
-      </w:r>
-      <w:r>
-        <w:t xml:space="preserve">:</w:t>
-      </w:r>
-      <w:r>
-        <w:t xml:space="preserve"> </w:t>
-      </w:r>
-      <w:r>
-        <w:rPr>
-          <w:rStyle w:val="VerbatimChar"/>
-        </w:rPr>
-        <w:t xml:space="preserve">3395</w:t>
-      </w:r>
-    </w:p>
-    <w:p>
-      <w:pPr>
-        <w:pStyle w:val="Compact"/>
-        <w:numPr>
-          <w:ilvl w:val="1"/>
-          <w:numId w:val="1012"/>
-        </w:numPr>
-      </w:pPr>
-      <w:r>
-        <w:rPr>
-          <w:rStyle w:val="VerbatimChar"/>
-        </w:rPr>
-        <w:t xml:space="preserve">Subscription Plan ID (Loop)</w:t>
-      </w:r>
-      <w:r>
-        <w:t xml:space="preserve">: новий plan ID з Loop (треба створити план у Loop)</w:t>
-      </w:r>
-    </w:p>
-    <w:p>
-      <w:pPr>
-        <w:pStyle w:val="Compact"/>
-        <w:numPr>
-          <w:ilvl w:val="1"/>
-          <w:numId w:val="1012"/>
-        </w:numPr>
-      </w:pPr>
-      <w:r>
-        <w:rPr>
-          <w:rStyle w:val="VerbatimChar"/>
-        </w:rPr>
-        <w:t xml:space="preserve">Frequency Label</w:t>
-      </w:r>
-      <w:r>
-        <w:t xml:space="preserve">:</w:t>
-      </w:r>
-      <w:r>
-        <w:t xml:space="preserve"> </w:t>
-      </w:r>
-      <w:r>
-        <w:t xml:space="preserve">“Deliver every 14 weeks”</w:t>
-      </w:r>
-      <w:r>
-        <w:t xml:space="preserve"> </w:t>
-      </w:r>
-      <w:r>
-        <w:t xml:space="preserve">(наприклад)</w:t>
-      </w:r>
-    </w:p>
-    <w:p>
-      <w:pPr>
-        <w:pStyle w:val="Compact"/>
-        <w:numPr>
-          <w:ilvl w:val="0"/>
-          <w:numId w:val="1011"/>
-        </w:numPr>
-      </w:pPr>
-      <w:r>
-        <w:t xml:space="preserve">Admin → Apps → EPD →</w:t>
-      </w:r>
-      <w:r>
-        <w:t xml:space="preserve"> </w:t>
-      </w:r>
-      <w:r>
-        <w:rPr>
-          <w:rStyle w:val="VerbatimChar"/>
-        </w:rPr>
-        <w:t xml:space="preserve">packs_standard</w:t>
-      </w:r>
-      <w:r>
-        <w:t xml:space="preserve"> </w:t>
-      </w:r>
-      <w:r>
-        <w:t xml:space="preserve">→ додати tier: 5 →</w:t>
-      </w:r>
-      <w:r>
-        <w:t xml:space="preserve"> </w:t>
-      </w:r>
-      <w:r>
-        <w:rPr>
-          <w:rStyle w:val="VerbatimChar"/>
-        </w:rPr>
-        <w:t xml:space="preserve">$6.00 off</w:t>
-      </w:r>
-    </w:p>
-    <w:p>
-      <w:pPr>
-        <w:pStyle w:val="Compact"/>
-        <w:numPr>
-          <w:ilvl w:val="0"/>
-          <w:numId w:val="1011"/>
-        </w:numPr>
-      </w:pPr>
-      <w:r>
-        <w:t xml:space="preserve">Admin → Apps → EPD →</w:t>
-      </w:r>
-      <w:r>
-        <w:t xml:space="preserve"> </w:t>
-      </w:r>
-      <w:r>
-        <w:rPr>
-          <w:rStyle w:val="VerbatimChar"/>
-        </w:rPr>
-        <w:t xml:space="preserve">packs_preorder</w:t>
-      </w:r>
-      <w:r>
-        <w:t xml:space="preserve"> </w:t>
-      </w:r>
-      <w:r>
-        <w:t xml:space="preserve">→ додати tier: 5 →</w:t>
-      </w:r>
-      <w:r>
-        <w:t xml:space="preserve"> </w:t>
-      </w:r>
-      <w:r>
-        <w:rPr>
-          <w:rStyle w:val="VerbatimChar"/>
-        </w:rPr>
-        <w:t xml:space="preserve">$11.99 off</w:t>
-      </w:r>
-    </w:p>
-    <w:p>
-      <w:pPr>
-        <w:pStyle w:val="Compact"/>
-        <w:numPr>
-          <w:ilvl w:val="0"/>
-          <w:numId w:val="1011"/>
-        </w:numPr>
-      </w:pPr>
-      <w:r>
-        <w:t xml:space="preserve">Admin → Apps → Loop Subscriptions → створити новий plan з 15% discount (якщо ще немає)</w:t>
+        <w:t xml:space="preserve">3 → $11.99 (= $7.99 + $4.00)</w:t>
       </w:r>
     </w:p>
     <w:bookmarkEnd w:id="21"/>
-    <w:bookmarkStart w:id="22" w:name="вимкнути-pre-order-знижку"/>
+    <w:bookmarkStart w:id="22" w:name="X900e54bef4d891809f5d4bd397ea0fd00b940aa"/>
     <w:p>
       <w:pPr>
         <w:pStyle w:val="Heading3"/>
       </w:pPr>
       <w:r>
-        <w:t xml:space="preserve">Вимкнути pre-order знижку</w:t>
+        <w:t xml:space="preserve">Додати новий пак (наприклад, 5 Bags @ $33.95/ea)</w:t>
       </w:r>
     </w:p>
     <w:p>
@@ -2750,16 +3646,35 @@
         </w:numPr>
       </w:pPr>
       <w:r>
-        <w:t xml:space="preserve">Customizer → Theme settings → Pre-Order →</w:t>
-      </w:r>
-      <w:r>
-        <w:t xml:space="preserve"> </w:t>
-      </w:r>
+        <w:t xml:space="preserve">Customizer → PDP Hero → додати блок</w:t>
+      </w:r>
+      <w:r>
+        <w:t xml:space="preserve"> </w:t>
+      </w:r>
+      <w:r>
+        <w:rPr>
+          <w:b/>
+          <w:bCs/>
+        </w:rPr>
+        <w:t xml:space="preserve">Pack Option</w:t>
+      </w:r>
+      <w:r>
+        <w:t xml:space="preserve">:</w:t>
+      </w:r>
+    </w:p>
+    <w:p>
+      <w:pPr>
+        <w:pStyle w:val="Compact"/>
+        <w:numPr>
+          <w:ilvl w:val="1"/>
+          <w:numId w:val="1014"/>
+        </w:numPr>
+      </w:pPr>
       <w:r>
         <w:rPr>
           <w:rStyle w:val="VerbatimChar"/>
         </w:rPr>
-        <w:t xml:space="preserve">Pre-Order Discount %</w:t>
+        <w:t xml:space="preserve">Pack Name</w:t>
       </w:r>
       <w:r>
         <w:t xml:space="preserve">:</w:t>
@@ -2768,10 +3683,109 @@
         <w:t xml:space="preserve"> </w:t>
       </w:r>
       <w:r>
+        <w:t xml:space="preserve">“5 Bags”</w:t>
+      </w:r>
+    </w:p>
+    <w:p>
+      <w:pPr>
+        <w:pStyle w:val="Compact"/>
+        <w:numPr>
+          <w:ilvl w:val="1"/>
+          <w:numId w:val="1014"/>
+        </w:numPr>
+      </w:pPr>
+      <w:r>
         <w:rPr>
           <w:rStyle w:val="VerbatimChar"/>
         </w:rPr>
-        <w:t xml:space="preserve">0</w:t>
+        <w:t xml:space="preserve">Number of Bottles to Display</w:t>
+      </w:r>
+      <w:r>
+        <w:t xml:space="preserve">:</w:t>
+      </w:r>
+      <w:r>
+        <w:t xml:space="preserve"> </w:t>
+      </w:r>
+      <w:r>
+        <w:rPr>
+          <w:rStyle w:val="VerbatimChar"/>
+        </w:rPr>
+        <w:t xml:space="preserve">5</w:t>
+      </w:r>
+    </w:p>
+    <w:p>
+      <w:pPr>
+        <w:pStyle w:val="Compact"/>
+        <w:numPr>
+          <w:ilvl w:val="1"/>
+          <w:numId w:val="1014"/>
+        </w:numPr>
+      </w:pPr>
+      <w:r>
+        <w:rPr>
+          <w:rStyle w:val="VerbatimChar"/>
+        </w:rPr>
+        <w:t xml:space="preserve">Price per unit (cents)</w:t>
+      </w:r>
+      <w:r>
+        <w:t xml:space="preserve">:</w:t>
+      </w:r>
+      <w:r>
+        <w:t xml:space="preserve"> </w:t>
+      </w:r>
+      <w:r>
+        <w:rPr>
+          <w:rStyle w:val="VerbatimChar"/>
+        </w:rPr>
+        <w:t xml:space="preserve">3395</w:t>
+      </w:r>
+    </w:p>
+    <w:p>
+      <w:pPr>
+        <w:pStyle w:val="Compact"/>
+        <w:numPr>
+          <w:ilvl w:val="1"/>
+          <w:numId w:val="1014"/>
+        </w:numPr>
+      </w:pPr>
+      <w:r>
+        <w:rPr>
+          <w:rStyle w:val="VerbatimChar"/>
+        </w:rPr>
+        <w:t xml:space="preserve">Subscription Plan ID (Loop)</w:t>
+      </w:r>
+      <w:r>
+        <w:t xml:space="preserve">: новий plan ID з Loop (треба створити план у Loop)</w:t>
+      </w:r>
+    </w:p>
+    <w:p>
+      <w:pPr>
+        <w:pStyle w:val="Compact"/>
+        <w:numPr>
+          <w:ilvl w:val="1"/>
+          <w:numId w:val="1014"/>
+        </w:numPr>
+      </w:pPr>
+      <w:r>
+        <w:rPr>
+          <w:rStyle w:val="VerbatimChar"/>
+        </w:rPr>
+        <w:t xml:space="preserve">Frequency Label</w:t>
+      </w:r>
+      <w:r>
+        <w:t xml:space="preserve">:</w:t>
+      </w:r>
+      <w:r>
+        <w:t xml:space="preserve"> </w:t>
+      </w:r>
+      <w:r>
+        <w:t xml:space="preserve">“Deliver every 14 weeks”</w:t>
+      </w:r>
+      <w:r>
+        <w:t xml:space="preserve"> </w:t>
+      </w:r>
+      <w:r>
+        <w:t xml:space="preserve">(наприклад)</w:t>
       </w:r>
     </w:p>
     <w:p>
@@ -2783,7 +3797,7 @@
         </w:numPr>
       </w:pPr>
       <w:r>
-        <w:t xml:space="preserve">Admin → Apps → EPD → вимкнути функції</w:t>
+        <w:t xml:space="preserve">Admin → Apps → EPD →</w:t>
       </w:r>
       <w:r>
         <w:t xml:space="preserve"> </w:t>
@@ -2792,10 +3806,13 @@
         <w:rPr>
           <w:rStyle w:val="VerbatimChar"/>
         </w:rPr>
-        <w:t xml:space="preserve">packs_preorder</w:t>
-      </w:r>
-      <w:r>
-        <w:t xml:space="preserve">,</w:t>
+        <w:t xml:space="preserve">packs_standard</w:t>
+      </w:r>
+      <w:r>
+        <w:t xml:space="preserve"> </w:t>
+      </w:r>
+      <w:r>
+        <w:t xml:space="preserve">→ додати tier: 5 →</w:t>
       </w:r>
       <w:r>
         <w:t xml:space="preserve"> </w:t>
@@ -2804,35 +3821,7 @@
         <w:rPr>
           <w:rStyle w:val="VerbatimChar"/>
         </w:rPr>
-        <w:t xml:space="preserve">bundle_preorder</w:t>
-      </w:r>
-      <w:r>
-        <w:t xml:space="preserve">,</w:t>
-      </w:r>
-      <w:r>
-        <w:t xml:space="preserve"> </w:t>
-      </w:r>
-      <w:r>
-        <w:rPr>
-          <w:rStyle w:val="VerbatimChar"/>
-        </w:rPr>
-        <w:t xml:space="preserve">classic_preorder</w:t>
-      </w:r>
-      <w:r>
-        <w:t xml:space="preserve"> </w:t>
-      </w:r>
-      <w:r>
-        <w:t xml:space="preserve">(toggle справа)</w:t>
-      </w:r>
-    </w:p>
-    <w:bookmarkEnd w:id="22"/>
-    <w:bookmarkStart w:id="23" w:name="змінити-subscription-знижку-з-15-на-20"/>
-    <w:p>
-      <w:pPr>
-        <w:pStyle w:val="Heading3"/>
-      </w:pPr>
-      <w:r>
-        <w:t xml:space="preserve">Змінити subscription знижку з 15% на 20%</w:t>
+        <w:t xml:space="preserve">$6.00 off</w:t>
       </w:r>
     </w:p>
     <w:p>
@@ -2840,11 +3829,11 @@
         <w:pStyle w:val="Compact"/>
         <w:numPr>
           <w:ilvl w:val="0"/>
-          <w:numId w:val="1014"/>
+          <w:numId w:val="1013"/>
         </w:numPr>
       </w:pPr>
       <w:r>
-        <w:t xml:space="preserve">Customizer → PDP Hero →</w:t>
+        <w:t xml:space="preserve">Admin → Apps → EPD →</w:t>
       </w:r>
       <w:r>
         <w:t xml:space="preserve"> </w:t>
@@ -2853,10 +3842,13 @@
         <w:rPr>
           <w:rStyle w:val="VerbatimChar"/>
         </w:rPr>
-        <w:t xml:space="preserve">Subscription Multiplier</w:t>
-      </w:r>
-      <w:r>
-        <w:t xml:space="preserve">:</w:t>
+        <w:t xml:space="preserve">packs_preorder</w:t>
+      </w:r>
+      <w:r>
+        <w:t xml:space="preserve"> </w:t>
+      </w:r>
+      <w:r>
+        <w:t xml:space="preserve">→ додати tier: 5 →</w:t>
       </w:r>
       <w:r>
         <w:t xml:space="preserve"> </w:t>
@@ -2865,7 +3857,7 @@
         <w:rPr>
           <w:rStyle w:val="VerbatimChar"/>
         </w:rPr>
-        <w:t xml:space="preserve">0.80</w:t>
+        <w:t xml:space="preserve">$11.99 off</w:t>
       </w:r>
     </w:p>
     <w:p>
@@ -2873,168 +3865,21 @@
         <w:pStyle w:val="Compact"/>
         <w:numPr>
           <w:ilvl w:val="0"/>
-          <w:numId w:val="1014"/>
+          <w:numId w:val="1013"/>
         </w:numPr>
       </w:pPr>
       <w:r>
-        <w:t xml:space="preserve">Admin → Apps → Loop Subscriptions → відкрити кожен plan (4w / 6w / 8w) → змінити discount на</w:t>
-      </w:r>
-      <w:r>
-        <w:t xml:space="preserve"> </w:t>
-      </w:r>
-      <w:r>
-        <w:rPr>
-          <w:rStyle w:val="VerbatimChar"/>
-        </w:rPr>
-        <w:t xml:space="preserve">20.00%</w:t>
-      </w:r>
-    </w:p>
-    <w:p>
-      <w:r>
-        <w:pict>
-          <v:rect style="width:0;height:1.5pt" o:hralign="center" o:hrstd="t" o:hr="t"/>
-        </w:pict>
-      </w:r>
-    </w:p>
-    <w:bookmarkEnd w:id="23"/>
-    <w:bookmarkEnd w:id="24"/>
-    <w:bookmarkStart w:id="25" w:name="cart-merge-поведінка"/>
-    <w:p>
-      <w:pPr>
-        <w:pStyle w:val="Heading2"/>
-      </w:pPr>
-      <w:r>
-        <w:t xml:space="preserve">Cart merge поведінка</w:t>
-      </w:r>
-    </w:p>
-    <w:p>
-      <w:pPr>
-        <w:pStyle w:val="FirstParagraph"/>
-      </w:pPr>
-      <w:r>
-        <w:t xml:space="preserve">При додаванні pack у корзину тема</w:t>
-      </w:r>
-      <w:r>
-        <w:t xml:space="preserve"> </w:t>
-      </w:r>
-      <w:r>
-        <w:rPr>
-          <w:b/>
-          <w:bCs/>
-        </w:rPr>
-        <w:t xml:space="preserve">автоматично об’єднує</w:t>
-      </w:r>
-      <w:r>
-        <w:t xml:space="preserve"> </w:t>
-      </w:r>
-      <w:r>
-        <w:t xml:space="preserve">з existing line item (Same variant + Same mode + Same pre-order state, qty ≤ 3) і перепризначає правильний plan ID.</w:t>
-      </w:r>
-    </w:p>
-    <w:p>
-      <w:pPr>
-        <w:pStyle w:val="BodyText"/>
-      </w:pPr>
-      <w:r>
-        <w:t xml:space="preserve">Приклад:</w:t>
-      </w:r>
-      <w:r>
-        <w:t xml:space="preserve"> </w:t>
-      </w:r>
-      <w:r>
-        <w:t xml:space="preserve">- Корзина: 1 Bag subscribe (4-week plan)</w:t>
-      </w:r>
-      <w:r>
-        <w:t xml:space="preserve"> </w:t>
-      </w:r>
-      <w:r>
-        <w:t xml:space="preserve">- Користувач додає ще 2 Bags subscribe →</w:t>
-      </w:r>
-      <w:r>
-        <w:t xml:space="preserve"> </w:t>
-      </w:r>
-      <w:r>
-        <w:rPr>
-          <w:b/>
-          <w:bCs/>
-        </w:rPr>
-        <w:t xml:space="preserve">одна лінія: 3 Bags @ 8-week plan, $35.95/ea</w:t>
-      </w:r>
-    </w:p>
-    <w:p>
-      <w:pPr>
-        <w:pStyle w:val="BodyText"/>
-      </w:pPr>
-      <w:r>
-        <w:t xml:space="preserve">Якщо combined qty &gt; 3 — створюється</w:t>
-      </w:r>
-      <w:r>
-        <w:t xml:space="preserve"> </w:t>
-      </w:r>
-      <w:r>
-        <w:rPr>
-          <w:b/>
-          <w:bCs/>
-        </w:rPr>
-        <w:t xml:space="preserve">окрема лінія</w:t>
-      </w:r>
-      <w:r>
-        <w:t xml:space="preserve"> </w:t>
-      </w:r>
-      <w:r>
-        <w:t xml:space="preserve">(без merge).</w:t>
-      </w:r>
-    </w:p>
-    <w:p>
-      <w:pPr>
-        <w:pStyle w:val="BodyText"/>
-      </w:pPr>
-      <w:r>
-        <w:t xml:space="preserve">При зміні quantity у cart drawer (</w:t>
-      </w:r>
-      <w:r>
-        <w:rPr>
-          <w:rStyle w:val="VerbatimChar"/>
-        </w:rPr>
-        <w:t xml:space="preserve">+</w:t>
-      </w:r>
-      <w:r>
-        <w:t xml:space="preserve"> </w:t>
-      </w:r>
-      <w:r>
-        <w:t xml:space="preserve">/</w:t>
-      </w:r>
-      <w:r>
-        <w:t xml:space="preserve"> </w:t>
-      </w:r>
-      <w:r>
-        <w:rPr>
-          <w:rStyle w:val="VerbatimChar"/>
-        </w:rPr>
-        <w:t xml:space="preserve">−</w:t>
-      </w:r>
-      <w:r>
-        <w:t xml:space="preserve"> </w:t>
-      </w:r>
-      <w:r>
-        <w:t xml:space="preserve">кнопки) — plan теж автоматично swap’ається на правильний для нової кількості.</w:t>
-      </w:r>
-    </w:p>
-    <w:p>
-      <w:r>
-        <w:pict>
-          <v:rect style="width:0;height:1.5pt" o:hralign="center" o:hrstd="t" o:hr="t"/>
-        </w:pict>
-      </w:r>
-    </w:p>
-    <w:bookmarkEnd w:id="25"/>
-    <w:bookmarkStart w:id="26" w:name="чеклист-після-зміни-знижок"/>
-    <w:p>
-      <w:pPr>
-        <w:pStyle w:val="Heading2"/>
-      </w:pPr>
-      <w:r>
-        <w:t xml:space="preserve">Чеклист після зміни знижок</w:t>
+        <w:t xml:space="preserve">Admin → Apps → Loop Subscriptions → створити новий plan з 15% discount (якщо ще немає)</w:t>
+      </w:r>
+    </w:p>
+    <w:bookmarkEnd w:id="22"/>
+    <w:bookmarkStart w:id="23" w:name="вимкнути-pre-order-знижку"/>
+    <w:p>
+      <w:pPr>
+        <w:pStyle w:val="Heading3"/>
+      </w:pPr>
+      <w:r>
+        <w:t xml:space="preserve">Вимкнути pre-order знижку</w:t>
       </w:r>
     </w:p>
     <w:p>
@@ -3046,7 +3891,89 @@
         </w:numPr>
       </w:pPr>
       <w:r>
-        <w:t xml:space="preserve">Customizer — Save</w:t>
+        <w:t xml:space="preserve">Customizer → Theme settings → Pre-Order →</w:t>
+      </w:r>
+      <w:r>
+        <w:t xml:space="preserve"> </w:t>
+      </w:r>
+      <w:r>
+        <w:rPr>
+          <w:rStyle w:val="VerbatimChar"/>
+        </w:rPr>
+        <w:t xml:space="preserve">Pre-Order Discount %</w:t>
+      </w:r>
+      <w:r>
+        <w:t xml:space="preserve">:</w:t>
+      </w:r>
+      <w:r>
+        <w:t xml:space="preserve"> </w:t>
+      </w:r>
+      <w:r>
+        <w:rPr>
+          <w:rStyle w:val="VerbatimChar"/>
+        </w:rPr>
+        <w:t xml:space="preserve">0</w:t>
+      </w:r>
+    </w:p>
+    <w:p>
+      <w:pPr>
+        <w:pStyle w:val="Compact"/>
+        <w:numPr>
+          <w:ilvl w:val="0"/>
+          <w:numId w:val="1015"/>
+        </w:numPr>
+      </w:pPr>
+      <w:r>
+        <w:t xml:space="preserve">Admin → Apps → EPD → вимкнути функції</w:t>
+      </w:r>
+      <w:r>
+        <w:t xml:space="preserve"> </w:t>
+      </w:r>
+      <w:r>
+        <w:rPr>
+          <w:rStyle w:val="VerbatimChar"/>
+        </w:rPr>
+        <w:t xml:space="preserve">packs_preorder</w:t>
+      </w:r>
+      <w:r>
+        <w:t xml:space="preserve">,</w:t>
+      </w:r>
+      <w:r>
+        <w:t xml:space="preserve"> </w:t>
+      </w:r>
+      <w:r>
+        <w:rPr>
+          <w:rStyle w:val="VerbatimChar"/>
+        </w:rPr>
+        <w:t xml:space="preserve">bundle_preorder</w:t>
+      </w:r>
+      <w:r>
+        <w:t xml:space="preserve">,</w:t>
+      </w:r>
+      <w:r>
+        <w:t xml:space="preserve"> </w:t>
+      </w:r>
+      <w:r>
+        <w:rPr>
+          <w:rStyle w:val="VerbatimChar"/>
+        </w:rPr>
+        <w:t xml:space="preserve">classic_preorder</w:t>
+      </w:r>
+      <w:r>
+        <w:t xml:space="preserve"> </w:t>
+      </w:r>
+      <w:r>
+        <w:t xml:space="preserve">(toggle справа)</w:t>
+      </w:r>
+    </w:p>
+    <w:bookmarkEnd w:id="23"/>
+    <w:bookmarkStart w:id="24" w:name="змінити-subscription-знижку-з-15-на-20"/>
+    <w:p>
+      <w:pPr>
+        <w:pStyle w:val="Heading3"/>
+      </w:pPr>
+      <w:r>
+        <w:t xml:space="preserve">Змінити subscription знижку з 15% на 20%</w:t>
       </w:r>
     </w:p>
     <w:p>
@@ -3058,7 +3985,331 @@
         </w:numPr>
       </w:pPr>
       <w:r>
-        <w:t xml:space="preserve">EPD — оновлено всі задіяні функції</w:t>
+        <w:t xml:space="preserve">Customizer → PDP Hero →</w:t>
+      </w:r>
+      <w:r>
+        <w:t xml:space="preserve"> </w:t>
+      </w:r>
+      <w:r>
+        <w:rPr>
+          <w:rStyle w:val="VerbatimChar"/>
+        </w:rPr>
+        <w:t xml:space="preserve">Subscription Multiplier</w:t>
+      </w:r>
+      <w:r>
+        <w:t xml:space="preserve">:</w:t>
+      </w:r>
+      <w:r>
+        <w:t xml:space="preserve"> </w:t>
+      </w:r>
+      <w:r>
+        <w:rPr>
+          <w:rStyle w:val="VerbatimChar"/>
+        </w:rPr>
+        <w:t xml:space="preserve">0.80</w:t>
+      </w:r>
+    </w:p>
+    <w:p>
+      <w:pPr>
+        <w:pStyle w:val="Compact"/>
+        <w:numPr>
+          <w:ilvl w:val="0"/>
+          <w:numId w:val="1016"/>
+        </w:numPr>
+      </w:pPr>
+      <w:r>
+        <w:t xml:space="preserve">Admin → Apps → Loop Subscriptions → відкрити кожен plan (4w / 6w / 8w) → змінити discount на</w:t>
+      </w:r>
+      <w:r>
+        <w:t xml:space="preserve"> </w:t>
+      </w:r>
+      <w:r>
+        <w:rPr>
+          <w:rStyle w:val="VerbatimChar"/>
+        </w:rPr>
+        <w:t xml:space="preserve">20.00%</w:t>
+      </w:r>
+    </w:p>
+    <w:p>
+      <w:r>
+        <w:pict>
+          <v:rect style="width:0;height:1.5pt" o:hralign="center" o:hrstd="t" o:hr="t"/>
+        </w:pict>
+      </w:r>
+    </w:p>
+    <w:bookmarkEnd w:id="24"/>
+    <w:bookmarkEnd w:id="25"/>
+    <w:bookmarkStart w:id="29" w:name="cart-merge-поведінка"/>
+    <w:p>
+      <w:pPr>
+        <w:pStyle w:val="Heading2"/>
+      </w:pPr>
+      <w:r>
+        <w:t xml:space="preserve">Cart merge поведінка</w:t>
+      </w:r>
+    </w:p>
+    <w:bookmarkStart w:id="26" w:name="pdp-merge-maison-pdp-hero"/>
+    <w:p>
+      <w:pPr>
+        <w:pStyle w:val="Heading3"/>
+      </w:pPr>
+      <w:r>
+        <w:t xml:space="preserve">PDP merge (Maison PDP Hero)</w:t>
+      </w:r>
+    </w:p>
+    <w:p>
+      <w:pPr>
+        <w:pStyle w:val="FirstParagraph"/>
+      </w:pPr>
+      <w:r>
+        <w:t xml:space="preserve">При додаванні pack у корзину з PDP тема</w:t>
+      </w:r>
+      <w:r>
+        <w:t xml:space="preserve"> </w:t>
+      </w:r>
+      <w:r>
+        <w:rPr>
+          <w:b/>
+          <w:bCs/>
+        </w:rPr>
+        <w:t xml:space="preserve">автоматично об’єднує</w:t>
+      </w:r>
+      <w:r>
+        <w:t xml:space="preserve"> </w:t>
+      </w:r>
+      <w:r>
+        <w:t xml:space="preserve">з existing line item (Same variant + Same mode + Same pre-order state, qty ≤ 3) і перепризначає правильний plan ID.</w:t>
+      </w:r>
+    </w:p>
+    <w:p>
+      <w:pPr>
+        <w:pStyle w:val="BodyText"/>
+      </w:pPr>
+      <w:r>
+        <w:t xml:space="preserve">Приклад:</w:t>
+      </w:r>
+      <w:r>
+        <w:t xml:space="preserve"> </w:t>
+      </w:r>
+      <w:r>
+        <w:t xml:space="preserve">- Корзина: 1 Bag subscribe (4-week plan)</w:t>
+      </w:r>
+      <w:r>
+        <w:t xml:space="preserve"> </w:t>
+      </w:r>
+      <w:r>
+        <w:t xml:space="preserve">- Користувач додає ще 2 Bags subscribe →</w:t>
+      </w:r>
+      <w:r>
+        <w:t xml:space="preserve"> </w:t>
+      </w:r>
+      <w:r>
+        <w:rPr>
+          <w:b/>
+          <w:bCs/>
+        </w:rPr>
+        <w:t xml:space="preserve">одна лінія: 3 Bags @ 8-week plan, $35.95/ea</w:t>
+      </w:r>
+    </w:p>
+    <w:p>
+      <w:pPr>
+        <w:pStyle w:val="BodyText"/>
+      </w:pPr>
+      <w:r>
+        <w:t xml:space="preserve">Якщо combined qty &gt; 3 — створюється</w:t>
+      </w:r>
+      <w:r>
+        <w:t xml:space="preserve"> </w:t>
+      </w:r>
+      <w:r>
+        <w:rPr>
+          <w:b/>
+          <w:bCs/>
+        </w:rPr>
+        <w:t xml:space="preserve">окрема лінія</w:t>
+      </w:r>
+      <w:r>
+        <w:t xml:space="preserve"> </w:t>
+      </w:r>
+      <w:r>
+        <w:t xml:space="preserve">(без merge).</w:t>
+      </w:r>
+    </w:p>
+    <w:bookmarkEnd w:id="26"/>
+    <w:bookmarkStart w:id="27" w:name="listicle-buy-box-новий-flow"/>
+    <w:p>
+      <w:pPr>
+        <w:pStyle w:val="Heading3"/>
+      </w:pPr>
+      <w:r>
+        <w:t xml:space="preserve">Listicle Buy Box (новий flow)</w:t>
+      </w:r>
+    </w:p>
+    <w:p>
+      <w:pPr>
+        <w:pStyle w:val="FirstParagraph"/>
+      </w:pPr>
+      <w:r>
+        <w:t xml:space="preserve">Не мерджить з cart — додавання завжди створює</w:t>
+      </w:r>
+      <w:r>
+        <w:t xml:space="preserve"> </w:t>
+      </w:r>
+      <w:r>
+        <w:rPr>
+          <w:b/>
+          <w:bCs/>
+        </w:rPr>
+        <w:t xml:space="preserve">нову line</w:t>
+      </w:r>
+      <w:r>
+        <w:t xml:space="preserve">. За замовчуванням після ATC одразу redirect на</w:t>
+      </w:r>
+      <w:r>
+        <w:t xml:space="preserve"> </w:t>
+      </w:r>
+      <w:r>
+        <w:rPr>
+          <w:rStyle w:val="VerbatimChar"/>
+        </w:rPr>
+        <w:t xml:space="preserve">/checkout</w:t>
+      </w:r>
+      <w:r>
+        <w:t xml:space="preserve"> </w:t>
+      </w:r>
+      <w:r>
+        <w:t xml:space="preserve">(</w:t>
+      </w:r>
+      <w:r>
+        <w:rPr>
+          <w:rStyle w:val="VerbatimChar"/>
+        </w:rPr>
+        <w:t xml:space="preserve">What happens after add-to-cart: Redirect to checkout</w:t>
+      </w:r>
+      <w:r>
+        <w:t xml:space="preserve">). Альтернативно в кастомайзері можна обрати</w:t>
+      </w:r>
+      <w:r>
+        <w:t xml:space="preserve"> </w:t>
+      </w:r>
+      <w:r>
+        <w:t xml:space="preserve">“Open cart drawer (no redirect)”</w:t>
+      </w:r>
+      <w:r>
+        <w:t xml:space="preserve"> </w:t>
+      </w:r>
+      <w:r>
+        <w:t xml:space="preserve">— тоді ATC просто відкриє drawer.</w:t>
+      </w:r>
+    </w:p>
+    <w:bookmarkEnd w:id="27"/>
+    <w:bookmarkStart w:id="28" w:name="Xe06a956d645da10d57cefbca5474137f9b633ea"/>
+    <w:p>
+      <w:pPr>
+        <w:pStyle w:val="Heading3"/>
+      </w:pPr>
+      <w:r>
+        <w:t xml:space="preserve">Cart drawer quantity swap (працює на ВСІХ сторінках)</w:t>
+      </w:r>
+    </w:p>
+    <w:p>
+      <w:pPr>
+        <w:pStyle w:val="FirstParagraph"/>
+      </w:pPr>
+      <w:r>
+        <w:t xml:space="preserve">При зміні quantity у cart drawer (</w:t>
+      </w:r>
+      <w:r>
+        <w:rPr>
+          <w:rStyle w:val="VerbatimChar"/>
+        </w:rPr>
+        <w:t xml:space="preserve">+</w:t>
+      </w:r>
+      <w:r>
+        <w:t xml:space="preserve"> </w:t>
+      </w:r>
+      <w:r>
+        <w:t xml:space="preserve">/</w:t>
+      </w:r>
+      <w:r>
+        <w:t xml:space="preserve"> </w:t>
+      </w:r>
+      <w:r>
+        <w:rPr>
+          <w:rStyle w:val="VerbatimChar"/>
+        </w:rPr>
+        <w:t xml:space="preserve">−</w:t>
+      </w:r>
+      <w:r>
+        <w:t xml:space="preserve"> </w:t>
+      </w:r>
+      <w:r>
+        <w:t xml:space="preserve">кнопки) — plan</w:t>
+      </w:r>
+      <w:r>
+        <w:t xml:space="preserve"> </w:t>
+      </w:r>
+      <w:r>
+        <w:rPr>
+          <w:b/>
+          <w:bCs/>
+        </w:rPr>
+        <w:t xml:space="preserve">автоматично swap’ається</w:t>
+      </w:r>
+      <w:r>
+        <w:t xml:space="preserve"> </w:t>
+      </w:r>
+      <w:r>
+        <w:t xml:space="preserve">на правильний для нової кількості. Тепер працює не тільки на PDP/listicle, а й на</w:t>
+      </w:r>
+      <w:r>
+        <w:t xml:space="preserve"> </w:t>
+      </w:r>
+      <w:r>
+        <w:rPr>
+          <w:b/>
+          <w:bCs/>
+        </w:rPr>
+        <w:t xml:space="preserve">будь-якій сторінці</w:t>
+      </w:r>
+      <w:r>
+        <w:t xml:space="preserve"> </w:t>
+      </w:r>
+      <w:r>
+        <w:t xml:space="preserve">(collection, blog, home), бо</w:t>
+      </w:r>
+      <w:r>
+        <w:t xml:space="preserve"> </w:t>
+      </w:r>
+      <w:r>
+        <w:rPr>
+          <w:rStyle w:val="VerbatimChar"/>
+        </w:rPr>
+        <w:t xml:space="preserve">_qty_plans</w:t>
+      </w:r>
+      <w:r>
+        <w:t xml:space="preserve"> </w:t>
+      </w:r>
+      <w:r>
+        <w:t xml:space="preserve">property зберігається на cart line при ATC.</w:t>
+      </w:r>
+    </w:p>
+    <w:p>
+      <w:r>
+        <w:pict>
+          <v:rect style="width:0;height:1.5pt" o:hralign="center" o:hrstd="t" o:hr="t"/>
+        </w:pict>
+      </w:r>
+    </w:p>
+    <w:bookmarkEnd w:id="28"/>
+    <w:bookmarkEnd w:id="29"/>
+    <w:bookmarkStart w:id="30" w:name="чеклист-після-зміни-знижок"/>
+    <w:p>
+      <w:pPr>
+        <w:pStyle w:val="Heading2"/>
+      </w:pPr>
+      <w:r>
+        <w:t xml:space="preserve">Чеклист після зміни знижок</w:t>
       </w:r>
     </w:p>
     <w:p>
@@ -3070,7 +4321,7 @@
         </w:numPr>
       </w:pPr>
       <w:r>
-        <w:t xml:space="preserve">Loop — оновлено discount у плані (якщо торкалось підписки)</w:t>
+        <w:t xml:space="preserve">Customizer — Save</w:t>
       </w:r>
     </w:p>
     <w:p>
@@ -3082,23 +4333,7 @@
         </w:numPr>
       </w:pPr>
       <w:r>
-        <w:t xml:space="preserve">Відкрити товар у</w:t>
-      </w:r>
-      <w:r>
-        <w:t xml:space="preserve"> </w:t>
-      </w:r>
-      <w:r>
-        <w:rPr>
-          <w:b/>
-          <w:bCs/>
-        </w:rPr>
-        <w:t xml:space="preserve">incognito</w:t>
-      </w:r>
-      <w:r>
-        <w:t xml:space="preserve"> </w:t>
-      </w:r>
-      <w:r>
-        <w:t xml:space="preserve">— перевірити ціну на сторінці</w:t>
+        <w:t xml:space="preserve">EPD — оновлено всі задіяні функції</w:t>
       </w:r>
     </w:p>
     <w:p>
@@ -3110,7 +4345,7 @@
         </w:numPr>
       </w:pPr>
       <w:r>
-        <w:t xml:space="preserve">Додати в корзину — перевірити ціну в корзині</w:t>
+        <w:t xml:space="preserve">Loop — оновлено discount у плані (якщо торкалось підписки)</w:t>
       </w:r>
     </w:p>
     <w:p>
@@ -3122,7 +4357,23 @@
         </w:numPr>
       </w:pPr>
       <w:r>
-        <w:t xml:space="preserve">Пройти до checkout — перевірити фінальну суму</w:t>
+        <w:t xml:space="preserve">Відкрити товар у</w:t>
+      </w:r>
+      <w:r>
+        <w:t xml:space="preserve"> </w:t>
+      </w:r>
+      <w:r>
+        <w:rPr>
+          <w:b/>
+          <w:bCs/>
+        </w:rPr>
+        <w:t xml:space="preserve">incognito</w:t>
+      </w:r>
+      <w:r>
+        <w:t xml:space="preserve"> </w:t>
+      </w:r>
+      <w:r>
+        <w:t xml:space="preserve">— перевірити ціну на сторінці</w:t>
       </w:r>
     </w:p>
     <w:p>
@@ -3134,11 +4385,35 @@
         </w:numPr>
       </w:pPr>
       <w:r>
+        <w:t xml:space="preserve">Додати в корзину — перевірити ціну в корзині</w:t>
+      </w:r>
+    </w:p>
+    <w:p>
+      <w:pPr>
+        <w:pStyle w:val="Compact"/>
+        <w:numPr>
+          <w:ilvl w:val="0"/>
+          <w:numId w:val="1022"/>
+        </w:numPr>
+      </w:pPr>
+      <w:r>
+        <w:t xml:space="preserve">Пройти до checkout — перевірити фінальну суму</w:t>
+      </w:r>
+    </w:p>
+    <w:p>
+      <w:pPr>
+        <w:pStyle w:val="Compact"/>
+        <w:numPr>
+          <w:ilvl w:val="0"/>
+          <w:numId w:val="1023"/>
+        </w:numPr>
+      </w:pPr>
+      <w:r>
         <w:t xml:space="preserve">Підписка — перевірити що правильний plan ID присвоївся для кожної quantity</w:t>
       </w:r>
     </w:p>
-    <w:bookmarkEnd w:id="26"/>
-    <w:bookmarkEnd w:id="27"/>
+    <w:bookmarkEnd w:id="30"/>
+    <w:bookmarkEnd w:id="31"/>
     <w:sectPr>
       <w:footnotePr>
         <w:numRestart w:val="eachSect"/>
@@ -3592,6 +4867,12 @@
     </w:lvlOverride>
   </w:num>
   <w:num w:numId="1008">
+    <w:abstractNumId w:val="991"/>
+  </w:num>
+  <w:num w:numId="1009">
+    <w:abstractNumId w:val="991"/>
+  </w:num>
+  <w:num w:numId="1010">
     <w:abstractNumId w:val="99411"/>
     <w:lvlOverride w:ilvl="0">
       <w:startOverride w:val="1"/>
@@ -3620,39 +4901,6 @@
     <w:lvlOverride w:ilvl="8">
       <w:startOverride w:val="1"/>
     </w:lvlOverride>
-  </w:num>
-  <w:num w:numId="1009">
-    <w:abstractNumId w:val="99411"/>
-    <w:lvlOverride w:ilvl="0">
-      <w:startOverride w:val="1"/>
-    </w:lvlOverride>
-    <w:lvlOverride w:ilvl="1">
-      <w:startOverride w:val="1"/>
-    </w:lvlOverride>
-    <w:lvlOverride w:ilvl="2">
-      <w:startOverride w:val="1"/>
-    </w:lvlOverride>
-    <w:lvlOverride w:ilvl="3">
-      <w:startOverride w:val="1"/>
-    </w:lvlOverride>
-    <w:lvlOverride w:ilvl="4">
-      <w:startOverride w:val="1"/>
-    </w:lvlOverride>
-    <w:lvlOverride w:ilvl="5">
-      <w:startOverride w:val="1"/>
-    </w:lvlOverride>
-    <w:lvlOverride w:ilvl="6">
-      <w:startOverride w:val="1"/>
-    </w:lvlOverride>
-    <w:lvlOverride w:ilvl="7">
-      <w:startOverride w:val="1"/>
-    </w:lvlOverride>
-    <w:lvlOverride w:ilvl="8">
-      <w:startOverride w:val="1"/>
-    </w:lvlOverride>
-  </w:num>
-  <w:num w:numId="1010">
-    <w:abstractNumId w:val="991"/>
   </w:num>
   <w:num w:numId="1011">
     <w:abstractNumId w:val="99411"/>
@@ -3718,6 +4966,9 @@
     </w:lvlOverride>
   </w:num>
   <w:num w:numId="1014">
+    <w:abstractNumId w:val="991"/>
+  </w:num>
+  <w:num w:numId="1015">
     <w:abstractNumId w:val="99411"/>
     <w:lvlOverride w:ilvl="0">
       <w:startOverride w:val="1"/>
@@ -3747,11 +4998,35 @@
       <w:startOverride w:val="1"/>
     </w:lvlOverride>
   </w:num>
-  <w:num w:numId="1015">
-    <w:abstractNumId w:val="992"/>
-  </w:num>
   <w:num w:numId="1016">
-    <w:abstractNumId w:val="992"/>
+    <w:abstractNumId w:val="99411"/>
+    <w:lvlOverride w:ilvl="0">
+      <w:startOverride w:val="1"/>
+    </w:lvlOverride>
+    <w:lvlOverride w:ilvl="1">
+      <w:startOverride w:val="1"/>
+    </w:lvlOverride>
+    <w:lvlOverride w:ilvl="2">
+      <w:startOverride w:val="1"/>
+    </w:lvlOverride>
+    <w:lvlOverride w:ilvl="3">
+      <w:startOverride w:val="1"/>
+    </w:lvlOverride>
+    <w:lvlOverride w:ilvl="4">
+      <w:startOverride w:val="1"/>
+    </w:lvlOverride>
+    <w:lvlOverride w:ilvl="5">
+      <w:startOverride w:val="1"/>
+    </w:lvlOverride>
+    <w:lvlOverride w:ilvl="6">
+      <w:startOverride w:val="1"/>
+    </w:lvlOverride>
+    <w:lvlOverride w:ilvl="7">
+      <w:startOverride w:val="1"/>
+    </w:lvlOverride>
+    <w:lvlOverride w:ilvl="8">
+      <w:startOverride w:val="1"/>
+    </w:lvlOverride>
   </w:num>
   <w:num w:numId="1017">
     <w:abstractNumId w:val="992"/>
@@ -3766,6 +5041,12 @@
     <w:abstractNumId w:val="992"/>
   </w:num>
   <w:num w:numId="1021">
+    <w:abstractNumId w:val="992"/>
+  </w:num>
+  <w:num w:numId="1022">
+    <w:abstractNumId w:val="992"/>
+  </w:num>
+  <w:num w:numId="1023">
     <w:abstractNumId w:val="992"/>
   </w:num>
 </w:numbering>
